--- a/Etapa Construcción - Iteración 2/Diseño - Especificación de CUs ／ Casos de prueba/Especificacion CU14 Modificar Estado de Tarea- Kairos - NexTech.docx
+++ b/Etapa Construcción - Iteración 2/Diseño - Especificación de CUs ／ Casos de prueba/Especificacion CU14 Modificar Estado de Tarea- Kairos - NexTech.docx
@@ -356,12 +356,12 @@
                 <wp:extent cx="8003540" cy="874395"/>
                 <wp:effectExtent b="0" l="0" r="0" t="0"/>
                 <wp:wrapNone/>
-                <wp:docPr id="113" name="image12.png"/>
+                <wp:docPr id="113" name="image14.png"/>
                 <a:graphic>
                   <a:graphicData uri="http://schemas.openxmlformats.org/drawingml/2006/picture">
                     <pic:pic>
                       <pic:nvPicPr>
-                        <pic:cNvPr id="0" name="image12.png"/>
+                        <pic:cNvPr id="0" name="image14.png"/>
                         <pic:cNvPicPr preferRelativeResize="0"/>
                       </pic:nvPicPr>
                       <pic:blipFill>
@@ -476,12 +476,12 @@
                 <wp:extent cx="167005" cy="11291570"/>
                 <wp:effectExtent b="0" l="0" r="0" t="0"/>
                 <wp:wrapNone/>
-                <wp:docPr id="111" name="image10.png"/>
+                <wp:docPr id="111" name="image12.png"/>
                 <a:graphic>
                   <a:graphicData uri="http://schemas.openxmlformats.org/drawingml/2006/picture">
                     <pic:pic>
                       <pic:nvPicPr>
-                        <pic:cNvPr id="0" name="image10.png"/>
+                        <pic:cNvPr id="0" name="image12.png"/>
                         <pic:cNvPicPr preferRelativeResize="0"/>
                       </pic:nvPicPr>
                       <pic:blipFill>
@@ -596,12 +596,12 @@
                 <wp:extent cx="167005" cy="11291570"/>
                 <wp:effectExtent b="0" l="0" r="0" t="0"/>
                 <wp:wrapNone/>
-                <wp:docPr id="115" name="image14.png"/>
+                <wp:docPr id="115" name="image16.png"/>
                 <a:graphic>
                   <a:graphicData uri="http://schemas.openxmlformats.org/drawingml/2006/picture">
                     <pic:pic>
                       <pic:nvPicPr>
-                        <pic:cNvPr id="0" name="image14.png"/>
+                        <pic:cNvPr id="0" name="image16.png"/>
                         <pic:cNvPicPr preferRelativeResize="0"/>
                       </pic:nvPicPr>
                       <pic:blipFill>
@@ -716,12 +716,12 @@
                 <wp:extent cx="8003540" cy="874395"/>
                 <wp:effectExtent b="0" l="0" r="0" t="0"/>
                 <wp:wrapNone/>
-                <wp:docPr id="114" name="image13.png"/>
+                <wp:docPr id="114" name="image15.png"/>
                 <a:graphic>
                   <a:graphicData uri="http://schemas.openxmlformats.org/drawingml/2006/picture">
                     <pic:pic>
                       <pic:nvPicPr>
-                        <pic:cNvPr id="0" name="image13.png"/>
+                        <pic:cNvPr id="0" name="image15.png"/>
                         <pic:cNvPicPr preferRelativeResize="0"/>
                       </pic:nvPicPr>
                       <pic:blipFill>
@@ -1140,7 +1140,7 @@
             <wp:extent cx="1200150" cy="1200150"/>
             <wp:effectExtent b="0" l="0" r="0" t="0"/>
             <wp:wrapSquare wrapText="bothSides" distB="0" distT="0" distL="114300" distR="114300"/>
-            <wp:docPr descr="psi-negro.png" id="118" name="image3.png"/>
+            <wp:docPr descr="psi-negro.png" id="119" name="image3.png"/>
             <a:graphic>
               <a:graphicData uri="http://schemas.openxmlformats.org/drawingml/2006/picture">
                 <pic:pic>
@@ -1195,7 +1195,7 @@
             <wp:extent cx="1304925" cy="2019300"/>
             <wp:effectExtent b="0" l="0" r="0" t="0"/>
             <wp:wrapSquare wrapText="bothSides" distB="0" distT="0" distL="114300" distR="114300"/>
-            <wp:docPr descr="UNPA.JPG" id="120" name="image1.jpg"/>
+            <wp:docPr descr="UNPA.JPG" id="121" name="image1.jpg"/>
             <a:graphic>
               <a:graphicData uri="http://schemas.openxmlformats.org/drawingml/2006/picture">
                 <pic:pic>
@@ -1332,7 +1332,7 @@
     </w:p>
     <w:sdt>
       <w:sdtPr>
-        <w:id w:val="-568676208"/>
+        <w:id w:val="1466684706"/>
         <w:docPartObj>
           <w:docPartGallery w:val="Table of Contents"/>
           <w:docPartUnique w:val="1"/>
@@ -1935,6 +1935,111 @@
         <w:spacing w:after="60" w:before="120" w:lineRule="auto"/>
         <w:ind w:left="0" w:firstLine="0"/>
         <w:jc w:val="both"/>
+        <w:rPr/>
+      </w:pPr>
+      <w:bookmarkStart w:colFirst="0" w:colLast="0" w:name="_heading=h.fq84zb71ef7c" w:id="0"/>
+      <w:bookmarkEnd w:id="0"/>
+      <w:r>
+        <w:rPr>
+          <w:rtl w:val="0"/>
+        </w:rPr>
+        <w:t xml:space="preserve">Diagrama de Casos de Uso</w:t>
+      </w:r>
+    </w:p>
+    <w:p>
+      <w:pPr>
+        <w:pStyle w:val="Heading1"/>
+        <w:keepNext w:val="1"/>
+        <w:widowControl w:val="0"/>
+        <w:tabs>
+          <w:tab w:val="left" w:leader="none" w:pos="0"/>
+        </w:tabs>
+        <w:spacing w:after="60" w:before="120" w:lineRule="auto"/>
+        <w:ind w:left="0" w:firstLine="0"/>
+        <w:jc w:val="both"/>
+        <w:rPr/>
+      </w:pPr>
+      <w:bookmarkStart w:colFirst="0" w:colLast="0" w:name="_heading=h.i2rd5qiztc48" w:id="1"/>
+      <w:bookmarkEnd w:id="1"/>
+      <w:r>
+        <w:rPr/>
+        <w:drawing>
+          <wp:inline distB="114300" distT="114300" distL="114300" distR="114300">
+            <wp:extent cx="5399730" cy="4305300"/>
+            <wp:effectExtent b="0" l="0" r="0" t="0"/>
+            <wp:docPr id="118" name="image5.png"/>
+            <a:graphic>
+              <a:graphicData uri="http://schemas.openxmlformats.org/drawingml/2006/picture">
+                <pic:pic>
+                  <pic:nvPicPr>
+                    <pic:cNvPr id="0" name="image5.png"/>
+                    <pic:cNvPicPr preferRelativeResize="0"/>
+                  </pic:nvPicPr>
+                  <pic:blipFill>
+                    <a:blip r:embed="rId10"/>
+                    <a:srcRect b="0" l="0" r="0" t="0"/>
+                    <a:stretch>
+                      <a:fillRect/>
+                    </a:stretch>
+                  </pic:blipFill>
+                  <pic:spPr>
+                    <a:xfrm>
+                      <a:off x="0" y="0"/>
+                      <a:ext cx="5399730" cy="4305300"/>
+                    </a:xfrm>
+                    <a:prstGeom prst="rect"/>
+                    <a:ln/>
+                  </pic:spPr>
+                </pic:pic>
+              </a:graphicData>
+            </a:graphic>
+          </wp:inline>
+        </w:drawing>
+      </w:r>
+      <w:r>
+        <w:rPr>
+          <w:rtl w:val="0"/>
+        </w:rPr>
+      </w:r>
+    </w:p>
+    <w:p>
+      <w:pPr>
+        <w:keepNext w:val="1"/>
+        <w:widowControl w:val="0"/>
+        <w:tabs>
+          <w:tab w:val="left" w:leader="none" w:pos="0"/>
+        </w:tabs>
+        <w:spacing w:after="60" w:before="120" w:lineRule="auto"/>
+        <w:ind w:left="0"/>
+        <w:jc w:val="center"/>
+        <w:rPr/>
+      </w:pPr>
+      <w:r>
+        <w:rPr>
+          <w:b w:val="1"/>
+          <w:sz w:val="28"/>
+          <w:szCs w:val="28"/>
+          <w:rtl w:val="0"/>
+        </w:rPr>
+        <w:t xml:space="preserve">Figura 1 – Diagrama de Casos de uso.</w:t>
+      </w:r>
+      <w:r>
+        <w:rPr>
+          <w:rtl w:val="0"/>
+        </w:rPr>
+      </w:r>
+    </w:p>
+    <w:p>
+      <w:pPr>
+        <w:pStyle w:val="Heading1"/>
+        <w:keepNext w:val="1"/>
+        <w:widowControl w:val="0"/>
+        <w:tabs>
+          <w:tab w:val="left" w:leader="none" w:pos="0"/>
+        </w:tabs>
+        <w:spacing w:after="60" w:before="120" w:lineRule="auto"/>
+        <w:ind w:left="0" w:firstLine="0"/>
+        <w:jc w:val="both"/>
         <w:rPr>
           <w:rFonts w:ascii="Arial" w:cs="Arial" w:eastAsia="Arial" w:hAnsi="Arial"/>
           <w:color w:val="000000"/>
@@ -1942,8 +2047,8 @@
           <w:szCs w:val="22"/>
         </w:rPr>
       </w:pPr>
-      <w:bookmarkStart w:colFirst="0" w:colLast="0" w:name="_heading=h.ncnjke955axu" w:id="0"/>
-      <w:bookmarkEnd w:id="0"/>
+      <w:bookmarkStart w:colFirst="0" w:colLast="0" w:name="_heading=h.ncnjke955axu" w:id="2"/>
+      <w:bookmarkEnd w:id="2"/>
       <w:r>
         <w:rPr>
           <w:rtl w:val="0"/>
@@ -1959,7 +2064,7 @@
     <w:sdt>
       <w:sdtPr>
         <w:lock w:val="contentLocked"/>
-        <w:id w:val="563129927"/>
+        <w:id w:val="284237423"/>
         <w:tag w:val="goog_rdk_0"/>
       </w:sdtPr>
       <w:sdtContent>
@@ -2424,7 +2529,177 @@
                   <w:rPr>
                     <w:rtl w:val="0"/>
                   </w:rPr>
-                  <w:t xml:space="preserve">El ManejadorTarea solicita a la InterfazUsuario desplegar la PantallaEditarTarea. La InterfazUsuario solicita desplegar la PantallaEditarTarea. La PantallaEditarTarea se depsliega.</w:t>
+                  <w:t xml:space="preserve">El actor presiona el botón “Editar” sobre la tarea que desea desde la </w:t>
+                </w:r>
+                <w:r>
+                  <w:rPr>
+                    <w:u w:val="single"/>
+                    <w:rtl w:val="0"/>
+                  </w:rPr>
+                  <w:t xml:space="preserve">PantallaTareas</w:t>
+                </w:r>
+                <w:r>
+                  <w:rPr>
+                    <w:rtl w:val="0"/>
+                  </w:rPr>
+                  <w:t xml:space="preserve">. La </w:t>
+                </w:r>
+                <w:r>
+                  <w:rPr>
+                    <w:u w:val="single"/>
+                    <w:rtl w:val="0"/>
+                  </w:rPr>
+                  <w:t xml:space="preserve">PantallaTareas</w:t>
+                </w:r>
+                <w:r>
+                  <w:rPr>
+                    <w:rtl w:val="0"/>
+                  </w:rPr>
+                  <w:t xml:space="preserve"> envía el evento </w:t>
+                </w:r>
+                <w:r>
+                  <w:rPr>
+                    <w:i w:val="1"/>
+                    <w:rtl w:val="0"/>
+                  </w:rPr>
+                  <w:t xml:space="preserve">editar()</w:t>
+                </w:r>
+                <w:r>
+                  <w:rPr>
+                    <w:rtl w:val="0"/>
+                  </w:rPr>
+                  <w:t xml:space="preserve"> a la </w:t>
+                </w:r>
+                <w:r>
+                  <w:rPr>
+                    <w:u w:val="single"/>
+                    <w:rtl w:val="0"/>
+                  </w:rPr>
+                  <w:t xml:space="preserve">InterfazUsuario</w:t>
+                </w:r>
+                <w:r>
+                  <w:rPr>
+                    <w:rtl w:val="0"/>
+                  </w:rPr>
+                  <w:t xml:space="preserve">. La </w:t>
+                </w:r>
+                <w:r>
+                  <w:rPr>
+                    <w:u w:val="single"/>
+                    <w:rtl w:val="0"/>
+                  </w:rPr>
+                  <w:t xml:space="preserve">InterfazUsuario</w:t>
+                </w:r>
+                <w:r>
+                  <w:rPr>
+                    <w:rtl w:val="0"/>
+                  </w:rPr>
+                  <w:t xml:space="preserve"> envía el evento al </w:t>
+                </w:r>
+                <w:r>
+                  <w:rPr>
+                    <w:u w:val="single"/>
+                    <w:rtl w:val="0"/>
+                  </w:rPr>
+                  <w:t xml:space="preserve">ManejadorTarea</w:t>
+                </w:r>
+                <w:r>
+                  <w:rPr>
+                    <w:rtl w:val="0"/>
+                  </w:rPr>
+                  <w:t xml:space="preserve">.</w:t>
+                </w:r>
+              </w:p>
+              <w:p>
+                <w:pPr>
+                  <w:widowControl w:val="0"/>
+                  <w:spacing w:before="0" w:line="240" w:lineRule="auto"/>
+                  <w:ind w:left="0"/>
+                  <w:rPr/>
+                </w:pPr>
+                <w:r>
+                  <w:rPr>
+                    <w:rtl w:val="0"/>
+                  </w:rPr>
+                  <w:t xml:space="preserve">El </w:t>
+                </w:r>
+                <w:r>
+                  <w:rPr>
+                    <w:u w:val="single"/>
+                    <w:rtl w:val="0"/>
+                  </w:rPr>
+                  <w:t xml:space="preserve">ManejadorTare</w:t>
+                </w:r>
+                <w:r>
+                  <w:rPr>
+                    <w:rtl w:val="0"/>
+                  </w:rPr>
+                  <w:t xml:space="preserve">a solicita a la </w:t>
+                </w:r>
+                <w:r>
+                  <w:rPr>
+                    <w:u w:val="single"/>
+                    <w:rtl w:val="0"/>
+                  </w:rPr>
+                  <w:t xml:space="preserve">InterfazUsuario</w:t>
+                </w:r>
+                <w:r>
+                  <w:rPr>
+                    <w:rtl w:val="0"/>
+                  </w:rPr>
+                  <w:t xml:space="preserve"> desplegar la </w:t>
+                </w:r>
+                <w:r>
+                  <w:rPr>
+                    <w:u w:val="single"/>
+                    <w:rtl w:val="0"/>
+                  </w:rPr>
+                  <w:t xml:space="preserve">PantallaEditarTare</w:t>
+                </w:r>
+                <w:r>
+                  <w:rPr>
+                    <w:rtl w:val="0"/>
+                  </w:rPr>
+                  <w:t xml:space="preserve">a. La </w:t>
+                </w:r>
+                <w:r>
+                  <w:rPr>
+                    <w:u w:val="single"/>
+                    <w:rtl w:val="0"/>
+                  </w:rPr>
+                  <w:t xml:space="preserve">InterfazUsuario</w:t>
+                </w:r>
+                <w:r>
+                  <w:rPr>
+                    <w:rtl w:val="0"/>
+                  </w:rPr>
+                  <w:t xml:space="preserve"> solicita desplegar la </w:t>
+                </w:r>
+                <w:r>
+                  <w:rPr>
+                    <w:u w:val="single"/>
+                    <w:rtl w:val="0"/>
+                  </w:rPr>
+                  <w:t xml:space="preserve">PantallaEditarTarea</w:t>
+                </w:r>
+                <w:r>
+                  <w:rPr>
+                    <w:rtl w:val="0"/>
+                  </w:rPr>
+                  <w:t xml:space="preserve">. La </w:t>
+                </w:r>
+                <w:r>
+                  <w:rPr>
+                    <w:u w:val="single"/>
+                    <w:rtl w:val="0"/>
+                  </w:rPr>
+                  <w:t xml:space="preserve">PantallaEditarTarea</w:t>
+                </w:r>
+                <w:r>
+                  <w:rPr>
+                    <w:rtl w:val="0"/>
+                  </w:rPr>
+                  <w:t xml:space="preserve"> se despliega.</w:t>
                 </w:r>
                 <w:r>
                   <w:rPr>
@@ -2515,7 +2790,137 @@
                   <w:rPr>
                     <w:rtl w:val="0"/>
                   </w:rPr>
-                  <w:t xml:space="preserve">El actor selecciona el estado deseado sobre el campo </w:t>
+                  <w:t xml:space="preserve">El actor selecciona el estado deseado sobre el campo “estado” y presiona el botón “Aceptar” para guardar los cambios. La </w:t>
+                </w:r>
+                <w:r>
+                  <w:rPr>
+                    <w:u w:val="single"/>
+                    <w:rtl w:val="0"/>
+                  </w:rPr>
+                  <w:t xml:space="preserve">PantallaEditarTarea</w:t>
+                </w:r>
+                <w:r>
+                  <w:rPr>
+                    <w:rtl w:val="0"/>
+                  </w:rPr>
+                  <w:t xml:space="preserve"> envía el evento </w:t>
+                </w:r>
+                <w:r>
+                  <w:rPr>
+                    <w:i w:val="1"/>
+                    <w:rtl w:val="0"/>
+                  </w:rPr>
+                  <w:t xml:space="preserve">editarEstado(estado</w:t>
+                </w:r>
+                <w:r>
+                  <w:rPr>
+                    <w:rtl w:val="0"/>
+                  </w:rPr>
+                  <w:t xml:space="preserve">) a la </w:t>
+                </w:r>
+                <w:r>
+                  <w:rPr>
+                    <w:u w:val="single"/>
+                    <w:rtl w:val="0"/>
+                  </w:rPr>
+                  <w:t xml:space="preserve">InterfazUsuario</w:t>
+                </w:r>
+                <w:r>
+                  <w:rPr>
+                    <w:rtl w:val="0"/>
+                  </w:rPr>
+                  <w:t xml:space="preserve">. La </w:t>
+                </w:r>
+                <w:r>
+                  <w:rPr>
+                    <w:u w:val="single"/>
+                    <w:rtl w:val="0"/>
+                  </w:rPr>
+                  <w:t xml:space="preserve">InterfazUsuario</w:t>
+                </w:r>
+                <w:r>
+                  <w:rPr>
+                    <w:rtl w:val="0"/>
+                  </w:rPr>
+                  <w:t xml:space="preserve"> envía el evento al </w:t>
+                </w:r>
+                <w:r>
+                  <w:rPr>
+                    <w:u w:val="single"/>
+                    <w:rtl w:val="0"/>
+                  </w:rPr>
+                  <w:t xml:space="preserve">ManejadorTarea</w:t>
+                </w:r>
+                <w:r>
+                  <w:rPr>
+                    <w:rtl w:val="0"/>
+                  </w:rPr>
+                  <w:t xml:space="preserve">. El </w:t>
+                </w:r>
+                <w:r>
+                  <w:rPr>
+                    <w:u w:val="single"/>
+                    <w:rtl w:val="0"/>
+                  </w:rPr>
+                  <w:t xml:space="preserve">ManejadorTarea</w:t>
+                </w:r>
+                <w:r>
+                  <w:rPr>
+                    <w:rtl w:val="0"/>
+                  </w:rPr>
+                  <w:t xml:space="preserve"> envía el evento a la entidad </w:t>
+                </w:r>
+                <w:r>
+                  <w:rPr>
+                    <w:u w:val="single"/>
+                    <w:rtl w:val="0"/>
+                  </w:rPr>
+                  <w:t xml:space="preserve">Tarea</w:t>
+                </w:r>
+                <w:r>
+                  <w:rPr>
+                    <w:rtl w:val="0"/>
+                  </w:rPr>
+                  <w:t xml:space="preserve">. La entidad </w:t>
+                </w:r>
+                <w:r>
+                  <w:rPr>
+                    <w:u w:val="single"/>
+                    <w:rtl w:val="0"/>
+                  </w:rPr>
+                  <w:t xml:space="preserve">Tarea</w:t>
+                </w:r>
+                <w:r>
+                  <w:rPr>
+                    <w:rtl w:val="0"/>
+                  </w:rPr>
+                  <w:t xml:space="preserve"> solicita a la </w:t>
+                </w:r>
+                <w:r>
+                  <w:rPr>
+                    <w:u w:val="single"/>
+                    <w:rtl w:val="0"/>
+                  </w:rPr>
+                  <w:t xml:space="preserve">InterfazBDD</w:t>
+                </w:r>
+                <w:r>
+                  <w:rPr>
+                    <w:rtl w:val="0"/>
+                  </w:rPr>
+                  <w:t xml:space="preserve"> guardar los cambios. La </w:t>
+                </w:r>
+                <w:r>
+                  <w:rPr>
+                    <w:u w:val="single"/>
+                    <w:rtl w:val="0"/>
+                  </w:rPr>
+                  <w:t xml:space="preserve">InterfazBDD</w:t>
+                </w:r>
+                <w:r>
+                  <w:rPr>
+                    <w:rtl w:val="0"/>
+                  </w:rPr>
+                  <w:t xml:space="preserve"> se comunica con la BDD para solicitar el guardado de estado. </w:t>
                 </w:r>
               </w:p>
             </w:tc>
@@ -2523,7 +2928,7 @@
           <w:tr>
             <w:trPr>
               <w:cantSplit w:val="0"/>
-              <w:trHeight w:val="773.935546875" w:hRule="atLeast"/>
+              <w:trHeight w:val="450" w:hRule="atLeast"/>
               <w:tblHeader w:val="0"/>
             </w:trPr>
             <w:tc>
@@ -2601,121 +3006,98 @@
                   <w:rPr>
                     <w:rtl w:val="0"/>
                   </w:rPr>
-                  <w:t xml:space="preserve">El líder o miembro modifica el estado de la tarea ”En proceso” o “Finalizada”</w:t>
-                </w:r>
-              </w:p>
-            </w:tc>
-          </w:tr>
-          <w:tr>
-            <w:trPr>
-              <w:cantSplit w:val="0"/>
-              <w:trHeight w:val="773.935546875" w:hRule="atLeast"/>
-              <w:tblHeader w:val="0"/>
-            </w:trPr>
-            <w:tc>
-              <w:tcPr>
-                <w:vMerge w:val="continue"/>
-                <w:shd w:fill="auto" w:val="clear"/>
-                <w:tcMar>
-                  <w:top w:w="100.0" w:type="dxa"/>
-                  <w:left w:w="100.0" w:type="dxa"/>
-                  <w:bottom w:w="100.0" w:type="dxa"/>
-                  <w:right w:w="100.0" w:type="dxa"/>
-                </w:tcMar>
-                <w:vAlign w:val="top"/>
-              </w:tcPr>
-              <w:p>
-                <w:pPr>
-                  <w:widowControl w:val="0"/>
-                  <w:spacing w:before="0" w:line="240" w:lineRule="auto"/>
-                  <w:ind w:left="0" w:firstLine="0"/>
-                  <w:rPr/>
-                </w:pPr>
-                <w:r>
-                  <w:rPr>
-                    <w:rtl w:val="0"/>
-                  </w:rPr>
-                </w:r>
-              </w:p>
-            </w:tc>
-            <w:tc>
-              <w:tcPr>
-                <w:shd w:fill="auto" w:val="clear"/>
-                <w:tcMar>
-                  <w:top w:w="100.0" w:type="dxa"/>
-                  <w:left w:w="100.0" w:type="dxa"/>
-                  <w:bottom w:w="100.0" w:type="dxa"/>
-                  <w:right w:w="100.0" w:type="dxa"/>
-                </w:tcMar>
-                <w:vAlign w:val="top"/>
-              </w:tcPr>
-              <w:p>
-                <w:pPr>
-                  <w:widowControl w:val="0"/>
-                  <w:spacing w:before="0" w:line="240" w:lineRule="auto"/>
-                  <w:ind w:left="0"/>
-                  <w:jc w:val="center"/>
-                  <w:rPr/>
-                </w:pPr>
-                <w:r>
-                  <w:rPr>
-                    <w:rtl w:val="0"/>
-                  </w:rPr>
-                  <w:t xml:space="preserve">4</w:t>
-                </w:r>
-              </w:p>
-            </w:tc>
-            <w:tc>
-              <w:tcPr>
-                <w:shd w:fill="auto" w:val="clear"/>
-                <w:tcMar>
-                  <w:top w:w="100.0" w:type="dxa"/>
-                  <w:left w:w="100.0" w:type="dxa"/>
-                  <w:bottom w:w="100.0" w:type="dxa"/>
-                  <w:right w:w="100.0" w:type="dxa"/>
-                </w:tcMar>
-                <w:vAlign w:val="top"/>
-              </w:tcPr>
-              <w:p>
-                <w:pPr>
-                  <w:widowControl w:val="0"/>
-                  <w:spacing w:before="0" w:line="240" w:lineRule="auto"/>
-                  <w:ind w:left="0"/>
-                  <w:rPr/>
-                </w:pPr>
-                <w:r>
-                  <w:rPr>
-                    <w:rtl w:val="0"/>
-                  </w:rPr>
-                  <w:t xml:space="preserve">El sistema valida que la tarea seleccionada forma parte de la iteración actual.</w:t>
-                </w:r>
-              </w:p>
-              <w:p>
-                <w:pPr>
-                  <w:widowControl w:val="0"/>
-                  <w:spacing w:before="0" w:line="240" w:lineRule="auto"/>
-                  <w:ind w:left="0"/>
-                  <w:rPr/>
-                </w:pPr>
-                <w:r>
-                  <w:rPr>
-                    <w:rtl w:val="0"/>
-                  </w:rPr>
-                  <w:t xml:space="preserve">El sistema valida los cambios realizados.</w:t>
-                </w:r>
-              </w:p>
-              <w:p>
-                <w:pPr>
-                  <w:widowControl w:val="0"/>
-                  <w:spacing w:before="0" w:line="240" w:lineRule="auto"/>
-                  <w:ind w:left="0"/>
-                  <w:rPr/>
-                </w:pPr>
-                <w:r>
-                  <w:rPr>
-                    <w:rtl w:val="0"/>
-                  </w:rPr>
-                  <w:t xml:space="preserve">El sistema actualiza la BD.</w:t>
+                  <w:t xml:space="preserve">La BDD guarda el estado de la tarea y envía a la </w:t>
+                </w:r>
+                <w:r>
+                  <w:rPr>
+                    <w:u w:val="single"/>
+                    <w:rtl w:val="0"/>
+                  </w:rPr>
+                  <w:t xml:space="preserve">InterfazBDD</w:t>
+                </w:r>
+                <w:r>
+                  <w:rPr>
+                    <w:rtl w:val="0"/>
+                  </w:rPr>
+                  <w:t xml:space="preserve"> un mensaje de éxito. La </w:t>
+                </w:r>
+                <w:r>
+                  <w:rPr>
+                    <w:u w:val="single"/>
+                    <w:rtl w:val="0"/>
+                  </w:rPr>
+                  <w:t xml:space="preserve">InterfazBDD</w:t>
+                </w:r>
+                <w:r>
+                  <w:rPr>
+                    <w:rtl w:val="0"/>
+                  </w:rPr>
+                  <w:t xml:space="preserve"> envía el mensaje de confirmación a la entidad </w:t>
+                </w:r>
+                <w:r>
+                  <w:rPr>
+                    <w:u w:val="single"/>
+                    <w:rtl w:val="0"/>
+                  </w:rPr>
+                  <w:t xml:space="preserve">Tarea</w:t>
+                </w:r>
+                <w:r>
+                  <w:rPr>
+                    <w:rtl w:val="0"/>
+                  </w:rPr>
+                  <w:t xml:space="preserve">. La entidad </w:t>
+                </w:r>
+                <w:r>
+                  <w:rPr>
+                    <w:u w:val="single"/>
+                    <w:rtl w:val="0"/>
+                  </w:rPr>
+                  <w:t xml:space="preserve">Tarea</w:t>
+                </w:r>
+                <w:r>
+                  <w:rPr>
+                    <w:rtl w:val="0"/>
+                  </w:rPr>
+                  <w:t xml:space="preserve"> envía el mensaje al </w:t>
+                </w:r>
+                <w:r>
+                  <w:rPr>
+                    <w:u w:val="single"/>
+                    <w:rtl w:val="0"/>
+                  </w:rPr>
+                  <w:t xml:space="preserve">ManejadorTarea</w:t>
+                </w:r>
+                <w:r>
+                  <w:rPr>
+                    <w:rtl w:val="0"/>
+                  </w:rPr>
+                  <w:t xml:space="preserve"> y éste le solicita a la </w:t>
+                </w:r>
+                <w:r>
+                  <w:rPr>
+                    <w:u w:val="single"/>
+                    <w:rtl w:val="0"/>
+                  </w:rPr>
+                  <w:t xml:space="preserve">InterfazUsuario</w:t>
+                </w:r>
+                <w:r>
+                  <w:rPr>
+                    <w:rtl w:val="0"/>
+                  </w:rPr>
+                  <w:t xml:space="preserve"> que regrese a la </w:t>
+                </w:r>
+                <w:r>
+                  <w:rPr>
+                    <w:u w:val="single"/>
+                    <w:rtl w:val="0"/>
+                  </w:rPr>
+                  <w:t xml:space="preserve">PantallaTareas</w:t>
+                </w:r>
+                <w:r>
+                  <w:rPr>
+                    <w:rtl w:val="0"/>
+                  </w:rPr>
+                  <w:t xml:space="preserve"> y refleje los datos actualizados.</w:t>
                 </w:r>
               </w:p>
             </w:tc>
@@ -2833,7 +3215,7 @@
                   <w:rPr>
                     <w:rtl w:val="0"/>
                   </w:rPr>
-                  <w:t xml:space="preserve">2a</w:t>
+                  <w:t xml:space="preserve">3a</w:t>
                 </w:r>
               </w:p>
             </w:tc>
@@ -2862,7 +3244,7 @@
                     <w:u w:val="single"/>
                     <w:rtl w:val="0"/>
                   </w:rPr>
-                  <w:t xml:space="preserve">La tarea ya se encuentra en estado “Finalizada”:</w:t>
+                  <w:t xml:space="preserve">La InterfazBDD no logra conectarse con la BDD:</w:t>
                 </w:r>
               </w:p>
               <w:p>
@@ -2876,108 +3258,111 @@
                   <w:rPr>
                     <w:rtl w:val="0"/>
                   </w:rPr>
-                  <w:t xml:space="preserve">El sistema emite un mensaje de error al modificar el estado de la tarea y cancela la operación. Continúa en el CU14, paso 1.</w:t>
-                </w:r>
-              </w:p>
-            </w:tc>
-          </w:tr>
-          <w:tr>
-            <w:trPr>
-              <w:cantSplit w:val="0"/>
-              <w:trHeight w:val="773.935546875" w:hRule="atLeast"/>
-              <w:tblHeader w:val="0"/>
-            </w:trPr>
-            <w:tc>
-              <w:tcPr>
-                <w:shd w:fill="auto" w:val="clear"/>
-                <w:tcMar>
-                  <w:top w:w="100.0" w:type="dxa"/>
-                  <w:left w:w="100.0" w:type="dxa"/>
-                  <w:bottom w:w="100.0" w:type="dxa"/>
-                  <w:right w:w="100.0" w:type="dxa"/>
-                </w:tcMar>
-                <w:vAlign w:val="top"/>
-              </w:tcPr>
-              <w:p>
-                <w:pPr>
-                  <w:widowControl w:val="0"/>
-                  <w:spacing w:before="0" w:line="240" w:lineRule="auto"/>
-                  <w:ind w:left="0"/>
-                  <w:rPr/>
-                </w:pPr>
-                <w:r>
-                  <w:rPr>
-                    <w:rtl w:val="0"/>
-                  </w:rPr>
-                </w:r>
-              </w:p>
-            </w:tc>
-            <w:tc>
-              <w:tcPr>
-                <w:shd w:fill="auto" w:val="clear"/>
-                <w:tcMar>
-                  <w:top w:w="100.0" w:type="dxa"/>
-                  <w:left w:w="100.0" w:type="dxa"/>
-                  <w:bottom w:w="100.0" w:type="dxa"/>
-                  <w:right w:w="100.0" w:type="dxa"/>
-                </w:tcMar>
-                <w:vAlign w:val="top"/>
-              </w:tcPr>
-              <w:p>
-                <w:pPr>
-                  <w:widowControl w:val="0"/>
-                  <w:spacing w:before="0" w:line="240" w:lineRule="auto"/>
-                  <w:ind w:left="0"/>
-                  <w:rPr/>
-                </w:pPr>
-                <w:r>
-                  <w:rPr>
-                    <w:rtl w:val="0"/>
-                  </w:rPr>
-                  <w:t xml:space="preserve">4a</w:t>
-                </w:r>
-              </w:p>
-            </w:tc>
-            <w:tc>
-              <w:tcPr>
-                <w:shd w:fill="auto" w:val="clear"/>
-                <w:tcMar>
-                  <w:top w:w="100.0" w:type="dxa"/>
-                  <w:left w:w="100.0" w:type="dxa"/>
-                  <w:bottom w:w="100.0" w:type="dxa"/>
-                  <w:right w:w="100.0" w:type="dxa"/>
-                </w:tcMar>
-                <w:vAlign w:val="top"/>
-              </w:tcPr>
-              <w:p>
-                <w:pPr>
-                  <w:widowControl w:val="0"/>
-                  <w:spacing w:before="0" w:line="240" w:lineRule="auto"/>
-                  <w:ind w:left="0"/>
+                  <w:t xml:space="preserve">La </w:t>
+                </w:r>
+                <w:r>
                   <w:rPr>
                     <w:u w:val="single"/>
-                  </w:rPr>
-                </w:pPr>
+                    <w:rtl w:val="0"/>
+                  </w:rPr>
+                  <w:t xml:space="preserve">InterfazBDD</w:t>
+                </w:r>
+                <w:r>
+                  <w:rPr>
+                    <w:rtl w:val="0"/>
+                  </w:rPr>
+                  <w:t xml:space="preserve"> envía un mensaje de error de conexión a la entidad </w:t>
+                </w:r>
                 <w:r>
                   <w:rPr>
                     <w:u w:val="single"/>
                     <w:rtl w:val="0"/>
                   </w:rPr>
-                  <w:t xml:space="preserve">La tarea se encuentra en una iteración anterior a la activa:</w:t>
-                </w:r>
-              </w:p>
-              <w:p>
-                <w:pPr>
-                  <w:widowControl w:val="0"/>
-                  <w:spacing w:before="0" w:line="240" w:lineRule="auto"/>
-                  <w:ind w:left="0"/>
-                  <w:rPr/>
-                </w:pPr>
-                <w:r>
-                  <w:rPr>
-                    <w:rtl w:val="0"/>
-                  </w:rPr>
-                  <w:t xml:space="preserve">El sistema emite un mensaje de error al modificar el estado de la tarea y cancela la operación. Continúa en el CU14, paso 1.</w:t>
+                  <w:t xml:space="preserve">Tarea</w:t>
+                </w:r>
+                <w:r>
+                  <w:rPr>
+                    <w:rtl w:val="0"/>
+                  </w:rPr>
+                  <w:t xml:space="preserve">. La entidad </w:t>
+                </w:r>
+                <w:r>
+                  <w:rPr>
+                    <w:u w:val="single"/>
+                    <w:rtl w:val="0"/>
+                  </w:rPr>
+                  <w:t xml:space="preserve">Tarea</w:t>
+                </w:r>
+                <w:r>
+                  <w:rPr>
+                    <w:rtl w:val="0"/>
+                  </w:rPr>
+                  <w:t xml:space="preserve"> envía el mensaje de error al </w:t>
+                </w:r>
+                <w:r>
+                  <w:rPr>
+                    <w:u w:val="single"/>
+                    <w:rtl w:val="0"/>
+                  </w:rPr>
+                  <w:t xml:space="preserve">ManejadorTarea</w:t>
+                </w:r>
+                <w:r>
+                  <w:rPr>
+                    <w:rtl w:val="0"/>
+                  </w:rPr>
+                  <w:t xml:space="preserve">. el </w:t>
+                </w:r>
+                <w:r>
+                  <w:rPr>
+                    <w:u w:val="single"/>
+                    <w:rtl w:val="0"/>
+                  </w:rPr>
+                  <w:t xml:space="preserve">ManejadorTarea</w:t>
+                </w:r>
+                <w:r>
+                  <w:rPr>
+                    <w:rtl w:val="0"/>
+                  </w:rPr>
+                  <w:t xml:space="preserve"> envía el mensaje a la </w:t>
+                </w:r>
+                <w:r>
+                  <w:rPr>
+                    <w:u w:val="single"/>
+                    <w:rtl w:val="0"/>
+                  </w:rPr>
+                  <w:t xml:space="preserve">InterfazUsuair</w:t>
+                </w:r>
+                <w:r>
+                  <w:rPr>
+                    <w:rtl w:val="0"/>
+                  </w:rPr>
+                  <w:t xml:space="preserve">o, y ésta solicita mostrar el mensaje de “error de conexión con la base de datos, inténtelo más tarde” en la </w:t>
+                </w:r>
+                <w:r>
+                  <w:rPr>
+                    <w:u w:val="single"/>
+                    <w:rtl w:val="0"/>
+                  </w:rPr>
+                  <w:t xml:space="preserve">PantallaTareas</w:t>
+                </w:r>
+                <w:r>
+                  <w:rPr>
+                    <w:rtl w:val="0"/>
+                  </w:rPr>
+                  <w:t xml:space="preserve">. La </w:t>
+                </w:r>
+                <w:r>
+                  <w:rPr>
+                    <w:u w:val="single"/>
+                    <w:rtl w:val="0"/>
+                  </w:rPr>
+                  <w:t xml:space="preserve">PantallaTarea</w:t>
+                </w:r>
+                <w:r>
+                  <w:rPr>
+                    <w:rtl w:val="0"/>
+                  </w:rPr>
+                  <w:t xml:space="preserve">s muestra el mensaje. Continúa en el CU14, paso  </w:t>
                 </w:r>
               </w:p>
             </w:tc>
@@ -2987,30 +3372,14 @@
     </w:sdt>
     <w:p>
       <w:pPr>
-        <w:spacing w:before="0" w:lineRule="auto"/>
+        <w:pStyle w:val="Heading1"/>
+        <w:keepNext w:val="1"/>
+        <w:keepLines w:val="1"/>
         <w:ind w:left="0" w:firstLine="0"/>
-        <w:rPr>
-          <w:rFonts w:ascii="Arial" w:cs="Arial" w:eastAsia="Arial" w:hAnsi="Arial"/>
-          <w:color w:val="000000"/>
-          <w:sz w:val="22"/>
-          <w:szCs w:val="22"/>
-        </w:rPr>
+        <w:rPr/>
       </w:pPr>
-      <w:r>
-        <w:rPr>
-          <w:rtl w:val="0"/>
-        </w:rPr>
-      </w:r>
-    </w:p>
-    <w:p>
-      <w:pPr>
-        <w:spacing w:before="0" w:lineRule="auto"/>
-        <w:ind w:left="0" w:firstLine="0"/>
-        <w:rPr>
-          <w:i w:val="1"/>
-          <w:color w:val="548dd4"/>
-        </w:rPr>
-      </w:pPr>
+      <w:bookmarkStart w:colFirst="0" w:colLast="0" w:name="_heading=h.8xecfl2t3i9v" w:id="3"/>
+      <w:bookmarkEnd w:id="3"/>
       <w:r>
         <w:rPr>
           <w:rtl w:val="0"/>
@@ -3023,65 +3392,6 @@
         <w:keepNext w:val="1"/>
         <w:keepLines w:val="1"/>
         <w:ind w:left="0" w:firstLine="0"/>
-        <w:rPr/>
-      </w:pPr>
-      <w:bookmarkStart w:colFirst="0" w:colLast="0" w:name="_heading=h.vkma0q1ihyro" w:id="1"/>
-      <w:bookmarkEnd w:id="1"/>
-      <w:r>
-        <w:rPr>
-          <w:rtl w:val="0"/>
-        </w:rPr>
-      </w:r>
-    </w:p>
-    <w:p>
-      <w:pPr>
-        <w:ind w:firstLine="357"/>
-        <w:rPr/>
-      </w:pPr>
-      <w:r>
-        <w:rPr>
-          <w:rtl w:val="0"/>
-        </w:rPr>
-      </w:r>
-    </w:p>
-    <w:p>
-      <w:pPr>
-        <w:ind w:firstLine="357"/>
-        <w:rPr/>
-      </w:pPr>
-      <w:r>
-        <w:rPr>
-          <w:rtl w:val="0"/>
-        </w:rPr>
-      </w:r>
-    </w:p>
-    <w:p>
-      <w:pPr>
-        <w:pStyle w:val="Heading1"/>
-        <w:keepNext w:val="1"/>
-        <w:keepLines w:val="1"/>
-        <w:ind w:left="0" w:firstLine="0"/>
-        <w:rPr>
-          <w:vertAlign w:val="baseline"/>
-        </w:rPr>
-      </w:pPr>
-      <w:bookmarkStart w:colFirst="0" w:colLast="0" w:name="_heading=h.8606iud146lw" w:id="2"/>
-      <w:bookmarkEnd w:id="2"/>
-      <w:r>
-        <w:rPr>
-          <w:vertAlign w:val="baseline"/>
-          <w:rtl w:val="0"/>
-        </w:rPr>
-        <w:t xml:space="preserve">Diagrama de Secuencia</w:t>
-      </w:r>
-    </w:p>
-    <w:p>
-      <w:pPr>
-        <w:tabs>
-          <w:tab w:val="left" w:leader="none" w:pos="0"/>
-        </w:tabs>
-        <w:ind w:left="115" w:hanging="5.9999999999999964"/>
-        <w:jc w:val="both"/>
         <w:rPr>
           <w:rFonts w:ascii="Calibri" w:cs="Calibri" w:eastAsia="Calibri" w:hAnsi="Calibri"/>
           <w:b w:val="0"/>
@@ -3096,6 +3406,15 @@
           <w:vertAlign w:val="baseline"/>
         </w:rPr>
       </w:pPr>
+      <w:bookmarkStart w:colFirst="0" w:colLast="0" w:name="_heading=h.8606iud146lw" w:id="4"/>
+      <w:bookmarkEnd w:id="4"/>
+      <w:r>
+        <w:rPr>
+          <w:vertAlign w:val="baseline"/>
+          <w:rtl w:val="0"/>
+        </w:rPr>
+        <w:t xml:space="preserve">Diagrama de Secuencia</w:t>
+      </w:r>
       <w:r>
         <w:rPr>
           <w:rtl w:val="0"/>
@@ -3120,251 +3439,8 @@
           <w:tab w:val="left" w:leader="none" w:pos="0"/>
         </w:tabs>
         <w:spacing w:after="0" w:before="200" w:line="276" w:lineRule="auto"/>
-        <w:ind w:left="115" w:right="0" w:hanging="5.9999999999999964"/>
+        <w:ind w:left="0" w:right="0" w:firstLine="0"/>
         <w:jc w:val="both"/>
-        <w:rPr>
-          <w:rFonts w:ascii="Calibri" w:cs="Calibri" w:eastAsia="Calibri" w:hAnsi="Calibri"/>
-          <w:b w:val="0"/>
-          <w:i w:val="1"/>
-          <w:smallCaps w:val="0"/>
-          <w:strike w:val="0"/>
-          <w:color w:val="548dd4"/>
-          <w:sz w:val="22"/>
-          <w:szCs w:val="22"/>
-          <w:u w:val="none"/>
-          <w:shd w:fill="auto" w:val="clear"/>
-          <w:vertAlign w:val="baseline"/>
-        </w:rPr>
-      </w:pPr>
-      <w:r>
-        <w:rPr>
-          <w:rFonts w:ascii="Calibri" w:cs="Calibri" w:eastAsia="Calibri" w:hAnsi="Calibri"/>
-          <w:b w:val="0"/>
-          <w:i w:val="1"/>
-          <w:smallCaps w:val="0"/>
-          <w:strike w:val="0"/>
-          <w:color w:val="548dd4"/>
-          <w:sz w:val="22"/>
-          <w:szCs w:val="22"/>
-          <w:u w:val="none"/>
-          <w:shd w:fill="auto" w:val="clear"/>
-          <w:vertAlign w:val="baseline"/>
-          <w:rtl w:val="0"/>
-        </w:rPr>
-        <w:br w:type="textWrapping"/>
-      </w:r>
-    </w:p>
-    <w:p>
-      <w:pPr>
-        <w:keepNext w:val="0"/>
-        <w:keepLines w:val="0"/>
-        <w:pageBreakBefore w:val="0"/>
-        <w:widowControl w:val="1"/>
-        <w:pBdr>
-          <w:top w:space="0" w:sz="0" w:val="nil"/>
-          <w:left w:space="0" w:sz="0" w:val="nil"/>
-          <w:bottom w:space="0" w:sz="0" w:val="nil"/>
-          <w:right w:space="0" w:sz="0" w:val="nil"/>
-          <w:between w:space="0" w:sz="0" w:val="nil"/>
-        </w:pBdr>
-        <w:shd w:fill="auto" w:val="clear"/>
-        <w:tabs>
-          <w:tab w:val="left" w:leader="none" w:pos="0"/>
-        </w:tabs>
-        <w:spacing w:after="0" w:before="200" w:line="276" w:lineRule="auto"/>
-        <w:ind w:left="115" w:right="0" w:hanging="5.9999999999999964"/>
-        <w:jc w:val="both"/>
-        <w:rPr>
-          <w:rFonts w:ascii="Calibri" w:cs="Calibri" w:eastAsia="Calibri" w:hAnsi="Calibri"/>
-          <w:b w:val="0"/>
-          <w:i w:val="1"/>
-          <w:smallCaps w:val="0"/>
-          <w:strike w:val="0"/>
-          <w:color w:val="548dd4"/>
-          <w:sz w:val="22"/>
-          <w:szCs w:val="22"/>
-          <w:u w:val="none"/>
-          <w:shd w:fill="auto" w:val="clear"/>
-          <w:vertAlign w:val="baseline"/>
-        </w:rPr>
-      </w:pPr>
-      <w:r>
-        <w:rPr>
-          <w:rtl w:val="0"/>
-        </w:rPr>
-      </w:r>
-    </w:p>
-    <w:p>
-      <w:pPr>
-        <w:keepNext w:val="0"/>
-        <w:keepLines w:val="0"/>
-        <w:pageBreakBefore w:val="0"/>
-        <w:widowControl w:val="1"/>
-        <w:pBdr>
-          <w:top w:space="0" w:sz="0" w:val="nil"/>
-          <w:left w:space="0" w:sz="0" w:val="nil"/>
-          <w:bottom w:space="0" w:sz="0" w:val="nil"/>
-          <w:right w:space="0" w:sz="0" w:val="nil"/>
-          <w:between w:space="0" w:sz="0" w:val="nil"/>
-        </w:pBdr>
-        <w:shd w:fill="auto" w:val="clear"/>
-        <w:tabs>
-          <w:tab w:val="left" w:leader="none" w:pos="0"/>
-        </w:tabs>
-        <w:spacing w:after="0" w:before="200" w:line="276" w:lineRule="auto"/>
-        <w:ind w:left="115" w:right="0" w:hanging="5.9999999999999964"/>
-        <w:jc w:val="both"/>
-        <w:rPr>
-          <w:rFonts w:ascii="Calibri" w:cs="Calibri" w:eastAsia="Calibri" w:hAnsi="Calibri"/>
-          <w:b w:val="0"/>
-          <w:i w:val="1"/>
-          <w:smallCaps w:val="0"/>
-          <w:strike w:val="0"/>
-          <w:color w:val="548dd4"/>
-          <w:sz w:val="22"/>
-          <w:szCs w:val="22"/>
-          <w:u w:val="none"/>
-          <w:shd w:fill="auto" w:val="clear"/>
-          <w:vertAlign w:val="baseline"/>
-        </w:rPr>
-      </w:pPr>
-      <w:r>
-        <w:rPr>
-          <w:rtl w:val="0"/>
-        </w:rPr>
-      </w:r>
-    </w:p>
-    <w:p>
-      <w:pPr>
-        <w:keepNext w:val="0"/>
-        <w:keepLines w:val="0"/>
-        <w:pageBreakBefore w:val="0"/>
-        <w:widowControl w:val="1"/>
-        <w:pBdr>
-          <w:top w:space="0" w:sz="0" w:val="nil"/>
-          <w:left w:space="0" w:sz="0" w:val="nil"/>
-          <w:bottom w:space="0" w:sz="0" w:val="nil"/>
-          <w:right w:space="0" w:sz="0" w:val="nil"/>
-          <w:between w:space="0" w:sz="0" w:val="nil"/>
-        </w:pBdr>
-        <w:shd w:fill="auto" w:val="clear"/>
-        <w:tabs>
-          <w:tab w:val="left" w:leader="none" w:pos="0"/>
-        </w:tabs>
-        <w:spacing w:after="0" w:before="200" w:line="276" w:lineRule="auto"/>
-        <w:ind w:left="115" w:right="0" w:hanging="5.9999999999999964"/>
-        <w:jc w:val="both"/>
-        <w:rPr>
-          <w:rFonts w:ascii="Calibri" w:cs="Calibri" w:eastAsia="Calibri" w:hAnsi="Calibri"/>
-          <w:b w:val="0"/>
-          <w:i w:val="1"/>
-          <w:smallCaps w:val="0"/>
-          <w:strike w:val="0"/>
-          <w:color w:val="548dd4"/>
-          <w:sz w:val="22"/>
-          <w:szCs w:val="22"/>
-          <w:u w:val="none"/>
-          <w:shd w:fill="auto" w:val="clear"/>
-          <w:vertAlign w:val="baseline"/>
-        </w:rPr>
-      </w:pPr>
-      <w:r>
-        <w:rPr>
-          <w:rtl w:val="0"/>
-        </w:rPr>
-      </w:r>
-    </w:p>
-    <w:p>
-      <w:pPr>
-        <w:keepNext w:val="0"/>
-        <w:keepLines w:val="0"/>
-        <w:pageBreakBefore w:val="0"/>
-        <w:widowControl w:val="1"/>
-        <w:pBdr>
-          <w:top w:space="0" w:sz="0" w:val="nil"/>
-          <w:left w:space="0" w:sz="0" w:val="nil"/>
-          <w:bottom w:space="0" w:sz="0" w:val="nil"/>
-          <w:right w:space="0" w:sz="0" w:val="nil"/>
-          <w:between w:space="0" w:sz="0" w:val="nil"/>
-        </w:pBdr>
-        <w:shd w:fill="auto" w:val="clear"/>
-        <w:spacing w:after="0" w:before="200" w:line="276" w:lineRule="auto"/>
-        <w:ind w:left="357" w:right="0" w:hanging="357"/>
-        <w:jc w:val="center"/>
-        <w:rPr>
-          <w:rFonts w:ascii="Calibri" w:cs="Calibri" w:eastAsia="Calibri" w:hAnsi="Calibri"/>
-          <w:b w:val="0"/>
-          <w:i w:val="0"/>
-          <w:smallCaps w:val="0"/>
-          <w:strike w:val="0"/>
-          <w:color w:val="000000"/>
-          <w:sz w:val="22"/>
-          <w:szCs w:val="22"/>
-          <w:u w:val="none"/>
-          <w:shd w:fill="auto" w:val="clear"/>
-          <w:vertAlign w:val="baseline"/>
-        </w:rPr>
-      </w:pPr>
-      <w:r>
-        <w:rPr>
-          <w:rtl w:val="0"/>
-        </w:rPr>
-      </w:r>
-    </w:p>
-    <w:p>
-      <w:pPr>
-        <w:keepNext w:val="0"/>
-        <w:keepLines w:val="0"/>
-        <w:pageBreakBefore w:val="0"/>
-        <w:widowControl w:val="1"/>
-        <w:pBdr>
-          <w:top w:space="0" w:sz="0" w:val="nil"/>
-          <w:left w:space="0" w:sz="0" w:val="nil"/>
-          <w:bottom w:space="0" w:sz="0" w:val="nil"/>
-          <w:right w:space="0" w:sz="0" w:val="nil"/>
-          <w:between w:space="0" w:sz="0" w:val="nil"/>
-        </w:pBdr>
-        <w:shd w:fill="auto" w:val="clear"/>
-        <w:spacing w:after="0" w:before="200" w:line="276" w:lineRule="auto"/>
-        <w:ind w:left="357" w:right="0" w:hanging="357"/>
-        <w:jc w:val="center"/>
-        <w:rPr>
-          <w:rFonts w:ascii="Calibri" w:cs="Calibri" w:eastAsia="Calibri" w:hAnsi="Calibri"/>
-          <w:b w:val="0"/>
-          <w:i w:val="0"/>
-          <w:smallCaps w:val="0"/>
-          <w:strike w:val="0"/>
-          <w:color w:val="000000"/>
-          <w:sz w:val="22"/>
-          <w:szCs w:val="22"/>
-          <w:u w:val="none"/>
-          <w:shd w:fill="auto" w:val="clear"/>
-          <w:vertAlign w:val="baseline"/>
-        </w:rPr>
-      </w:pPr>
-      <w:r>
-        <w:rPr>
-          <w:rtl w:val="0"/>
-        </w:rPr>
-      </w:r>
-    </w:p>
-    <w:p>
-      <w:pPr>
-        <w:keepNext w:val="1"/>
-        <w:keepLines w:val="1"/>
-        <w:pageBreakBefore w:val="0"/>
-        <w:widowControl w:val="1"/>
-        <w:pBdr>
-          <w:top w:space="0" w:sz="0" w:val="nil"/>
-          <w:left w:space="0" w:sz="0" w:val="nil"/>
-          <w:bottom w:space="0" w:sz="0" w:val="nil"/>
-          <w:right w:space="0" w:sz="0" w:val="nil"/>
-          <w:between w:space="0" w:sz="0" w:val="nil"/>
-        </w:pBdr>
-        <w:shd w:fill="auto" w:val="clear"/>
-        <w:spacing w:after="0" w:before="200" w:line="276" w:lineRule="auto"/>
-        <w:ind w:left="357" w:right="0" w:hanging="357"/>
-        <w:jc w:val="left"/>
         <w:rPr>
           <w:rFonts w:ascii="Cambria" w:cs="Cambria" w:eastAsia="Cambria" w:hAnsi="Cambria"/>
           <w:b w:val="1"/>
@@ -3381,13 +3457,70 @@
       </w:pPr>
       <w:r>
         <w:rPr>
+          <w:rFonts w:ascii="Calibri" w:cs="Calibri" w:eastAsia="Calibri" w:hAnsi="Calibri"/>
+          <w:b w:val="0"/>
+          <w:smallCaps w:val="0"/>
+          <w:strike w:val="0"/>
+          <w:sz w:val="22"/>
+          <w:szCs w:val="22"/>
+          <w:u w:val="none"/>
+          <w:shd w:fill="auto" w:val="clear"/>
+          <w:vertAlign w:val="baseline"/>
           <w:rtl w:val="0"/>
         </w:rPr>
+        <w:br w:type="textWrapping"/>
+      </w:r>
+      <w:r>
+        <w:rPr>
+          <w:rtl w:val="0"/>
+        </w:rPr>
+      </w:r>
+      <w:r>
+        <w:drawing>
+          <wp:anchor allowOverlap="1" behindDoc="0" distB="114300" distT="114300" distL="114300" distR="114300" hidden="0" layoutInCell="1" locked="0" relativeHeight="0" simplePos="0">
+            <wp:simplePos x="0" y="0"/>
+            <wp:positionH relativeFrom="column">
+              <wp:posOffset>-829146</wp:posOffset>
+            </wp:positionH>
+            <wp:positionV relativeFrom="paragraph">
+              <wp:posOffset>295275</wp:posOffset>
+            </wp:positionV>
+            <wp:extent cx="7053424" cy="4477487"/>
+            <wp:effectExtent b="0" l="0" r="0" t="0"/>
+            <wp:wrapSquare wrapText="bothSides" distB="114300" distT="114300" distL="114300" distR="114300"/>
+            <wp:docPr id="122" name="image4.png"/>
+            <a:graphic>
+              <a:graphicData uri="http://schemas.openxmlformats.org/drawingml/2006/picture">
+                <pic:pic>
+                  <pic:nvPicPr>
+                    <pic:cNvPr id="0" name="image4.png"/>
+                    <pic:cNvPicPr preferRelativeResize="0"/>
+                  </pic:nvPicPr>
+                  <pic:blipFill>
+                    <a:blip r:embed="rId11"/>
+                    <a:srcRect b="0" l="0" r="0" t="0"/>
+                    <a:stretch>
+                      <a:fillRect/>
+                    </a:stretch>
+                  </pic:blipFill>
+                  <pic:spPr>
+                    <a:xfrm>
+                      <a:off x="0" y="0"/>
+                      <a:ext cx="7053424" cy="4477487"/>
+                    </a:xfrm>
+                    <a:prstGeom prst="rect"/>
+                    <a:ln/>
+                  </pic:spPr>
+                </pic:pic>
+              </a:graphicData>
+            </a:graphic>
+          </wp:anchor>
+        </w:drawing>
       </w:r>
     </w:p>
     <w:sectPr>
-      <w:headerReference r:id="rId10" w:type="default"/>
-      <w:footerReference r:id="rId11" w:type="default"/>
+      <w:headerReference r:id="rId12" w:type="default"/>
+      <w:footerReference r:id="rId13" w:type="default"/>
       <w:pgSz w:h="16838" w:w="11906" w:orient="portrait"/>
       <w:pgMar w:bottom="1417" w:top="1535" w:left="1701" w:right="1701" w:header="567" w:footer="572"/>
       <w:pgNumType w:start="1"/>
@@ -3788,12 +3921,12 @@
               <wp:extent cx="7549515" cy="815340"/>
               <wp:effectExtent b="0" l="0" r="0" t="0"/>
               <wp:wrapNone/>
-              <wp:docPr id="105" name="image4.png"/>
+              <wp:docPr id="105" name="image6.png"/>
               <a:graphic>
                 <a:graphicData uri="http://schemas.openxmlformats.org/drawingml/2006/picture">
                   <pic:pic>
                     <pic:nvPicPr>
-                      <pic:cNvPr id="0" name="image4.png"/>
+                      <pic:cNvPr id="0" name="image6.png"/>
                       <pic:cNvPicPr preferRelativeResize="0"/>
                     </pic:nvPicPr>
                     <pic:blipFill>
@@ -3895,12 +4028,12 @@
               <wp:extent cx="154305" cy="862330"/>
               <wp:effectExtent b="0" l="0" r="0" t="0"/>
               <wp:wrapNone/>
-              <wp:docPr id="116" name="image15.png"/>
+              <wp:docPr id="116" name="image17.png"/>
               <a:graphic>
                 <a:graphicData uri="http://schemas.openxmlformats.org/drawingml/2006/picture">
                   <pic:pic>
                     <pic:nvPicPr>
-                      <pic:cNvPr id="0" name="image15.png"/>
+                      <pic:cNvPr id="0" name="image17.png"/>
                       <pic:cNvPicPr preferRelativeResize="0"/>
                     </pic:nvPicPr>
                     <pic:blipFill>
@@ -4002,12 +4135,12 @@
               <wp:extent cx="154305" cy="875665"/>
               <wp:effectExtent b="0" l="0" r="0" t="0"/>
               <wp:wrapNone/>
-              <wp:docPr id="112" name="image11.png"/>
+              <wp:docPr id="112" name="image13.png"/>
               <a:graphic>
                 <a:graphicData uri="http://schemas.openxmlformats.org/drawingml/2006/picture">
                   <pic:pic>
                     <pic:nvPicPr>
-                      <pic:cNvPr id="0" name="image11.png"/>
+                      <pic:cNvPr id="0" name="image13.png"/>
                       <pic:cNvPicPr preferRelativeResize="0"/>
                     </pic:nvPicPr>
                     <pic:blipFill>
@@ -4109,12 +4242,12 @@
               <wp:extent cx="154305" cy="875665"/>
               <wp:effectExtent b="0" l="0" r="0" t="0"/>
               <wp:wrapNone/>
-              <wp:docPr id="107" name="image6.png"/>
+              <wp:docPr id="107" name="image8.png"/>
               <a:graphic>
                 <a:graphicData uri="http://schemas.openxmlformats.org/drawingml/2006/picture">
                   <pic:pic>
                     <pic:nvPicPr>
-                      <pic:cNvPr id="0" name="image6.png"/>
+                      <pic:cNvPr id="0" name="image8.png"/>
                       <pic:cNvPicPr preferRelativeResize="0"/>
                     </pic:nvPicPr>
                     <pic:blipFill>
@@ -4216,12 +4349,12 @@
               <wp:extent cx="154305" cy="862330"/>
               <wp:effectExtent b="0" l="0" r="0" t="0"/>
               <wp:wrapNone/>
-              <wp:docPr id="106" name="image5.png"/>
+              <wp:docPr id="106" name="image7.png"/>
               <a:graphic>
                 <a:graphicData uri="http://schemas.openxmlformats.org/drawingml/2006/picture">
                   <pic:pic>
                     <pic:nvPicPr>
-                      <pic:cNvPr id="0" name="image5.png"/>
+                      <pic:cNvPr id="0" name="image7.png"/>
                       <pic:cNvPicPr preferRelativeResize="0"/>
                     </pic:nvPicPr>
                     <pic:blipFill>
@@ -4646,12 +4779,12 @@
               <wp:extent cx="7549515" cy="815340"/>
               <wp:effectExtent b="0" l="0" r="0" t="0"/>
               <wp:wrapNone/>
-              <wp:docPr id="109" name="image8.png"/>
+              <wp:docPr id="109" name="image10.png"/>
               <a:graphic>
                 <a:graphicData uri="http://schemas.openxmlformats.org/drawingml/2006/picture">
                   <pic:pic>
                     <pic:nvPicPr>
-                      <pic:cNvPr id="0" name="image8.png"/>
+                      <pic:cNvPr id="0" name="image10.png"/>
                       <pic:cNvPicPr preferRelativeResize="0"/>
                     </pic:nvPicPr>
                     <pic:blipFill>
@@ -4693,7 +4826,7 @@
           <wp:extent cx="669290" cy="669290"/>
           <wp:effectExtent b="0" l="0" r="0" t="0"/>
           <wp:wrapSquare wrapText="bothSides" distB="0" distT="0" distL="114300" distR="114300"/>
-          <wp:docPr descr="psi-negro.png" id="119" name="image3.png"/>
+          <wp:docPr descr="psi-negro.png" id="120" name="image3.png"/>
           <a:graphic>
             <a:graphicData uri="http://schemas.openxmlformats.org/drawingml/2006/picture">
               <pic:pic>
@@ -4846,12 +4979,12 @@
               <wp:extent cx="154305" cy="862330"/>
               <wp:effectExtent b="0" l="0" r="0" t="0"/>
               <wp:wrapNone/>
-              <wp:docPr id="108" name="image7.png"/>
+              <wp:docPr id="108" name="image9.png"/>
               <a:graphic>
                 <a:graphicData uri="http://schemas.openxmlformats.org/drawingml/2006/picture">
                   <pic:pic>
                     <pic:nvPicPr>
-                      <pic:cNvPr id="0" name="image7.png"/>
+                      <pic:cNvPr id="0" name="image9.png"/>
                       <pic:cNvPicPr preferRelativeResize="0"/>
                     </pic:nvPicPr>
                     <pic:blipFill>
@@ -4956,12 +5089,12 @@
               <wp:extent cx="154305" cy="862965"/>
               <wp:effectExtent b="0" l="0" r="0" t="0"/>
               <wp:wrapNone/>
-              <wp:docPr id="110" name="image9.png"/>
+              <wp:docPr id="110" name="image11.png"/>
               <a:graphic>
                 <a:graphicData uri="http://schemas.openxmlformats.org/drawingml/2006/picture">
                   <pic:pic>
                     <pic:nvPicPr>
-                      <pic:cNvPr id="0" name="image9.png"/>
+                      <pic:cNvPr id="0" name="image11.png"/>
                       <pic:cNvPicPr preferRelativeResize="0"/>
                     </pic:nvPicPr>
                     <pic:blipFill>
@@ -6387,7 +6520,7 @@
 
 <file path=customXML/item1.xml><?xml version="1.0" encoding="utf-8"?>
 <go:gDocsCustomXmlDataStorage xmlns:go="http://customooxmlschemas.google.com/" xmlns:r="http://schemas.openxmlformats.org/officeDocument/2006/relationships" uri="GoogleDocsCustomDataVersion2">
-  <go:docsCustomData xmlns:go="http://customooxmlschemas.google.com/" roundtripDataSignature="AMtx7mhqbzgQU657msqmmaDP1ve7Ibrz7w==">CgMxLjAaHwoBMBIaChgICVIUChJ0YWJsZS5rbXdrNHhpdTBrczIyDmgubmNuamtlOTU1YXh1Mg5oLnZrbWEwcTFpaHlybzIOaC44NjA2aXVkMTQ2bHc4AHIhMUdzWU9hRThEQ2hWbU9fRXFnek5uRmJHTjA0SEtSTW9P</go:docsCustomData>
+  <go:docsCustomData xmlns:go="http://customooxmlschemas.google.com/" roundtripDataSignature="AMtx7miWOxO3X3TR9QtObgfyF8q0IjFmUw==">CgMxLjAaHwoBMBIaChgICVIUChJ0YWJsZS5rbXdrNHhpdTBrczIyDmguZnE4NHpiNzFlZjdjMg5oLmkycmQ1cWl6dGM0ODIOaC5uY25qa2U5NTVheHUyDmguOHhlY2ZsMnQzaTl2Mg5oLjg2MDZpdWQxNDZsdzgAciExR3NZT2FFOERDaFZtT19FcWd6Tm5GYkdOMDRIS1JNb08=</go:docsCustomData>
 </go:gDocsCustomXmlDataStorage>
 </file>
 

--- a/Etapa Construcción - Iteración 2/Diseño - Especificación de CUs ／ Casos de prueba/Especificacion CU14 Modificar Estado de Tarea- Kairos - NexTech.docx
+++ b/Etapa Construcción - Iteración 2/Diseño - Especificación de CUs ／ Casos de prueba/Especificacion CU14 Modificar Estado de Tarea- Kairos - NexTech.docx
@@ -1140,12 +1140,12 @@
             <wp:extent cx="1200150" cy="1200150"/>
             <wp:effectExtent b="0" l="0" r="0" t="0"/>
             <wp:wrapSquare wrapText="bothSides" distB="0" distT="0" distL="114300" distR="114300"/>
-            <wp:docPr descr="psi-negro.png" id="119" name="image3.png"/>
+            <wp:docPr descr="psi-negro.png" id="119" name="image1.png"/>
             <a:graphic>
               <a:graphicData uri="http://schemas.openxmlformats.org/drawingml/2006/picture">
                 <pic:pic>
                   <pic:nvPicPr>
-                    <pic:cNvPr descr="psi-negro.png" id="0" name="image3.png"/>
+                    <pic:cNvPr descr="psi-negro.png" id="0" name="image1.png"/>
                     <pic:cNvPicPr preferRelativeResize="0"/>
                   </pic:nvPicPr>
                   <pic:blipFill>
@@ -1195,12 +1195,12 @@
             <wp:extent cx="1304925" cy="2019300"/>
             <wp:effectExtent b="0" l="0" r="0" t="0"/>
             <wp:wrapSquare wrapText="bothSides" distB="0" distT="0" distL="114300" distR="114300"/>
-            <wp:docPr descr="UNPA.JPG" id="121" name="image1.jpg"/>
+            <wp:docPr descr="UNPA.JPG" id="121" name="image2.jpg"/>
             <a:graphic>
               <a:graphicData uri="http://schemas.openxmlformats.org/drawingml/2006/picture">
                 <pic:pic>
                   <pic:nvPicPr>
-                    <pic:cNvPr descr="UNPA.JPG" id="0" name="image1.jpg"/>
+                    <pic:cNvPr descr="UNPA.JPG" id="0" name="image2.jpg"/>
                     <pic:cNvPicPr preferRelativeResize="0"/>
                   </pic:nvPicPr>
                   <pic:blipFill>
@@ -1332,7 +1332,7 @@
     </w:p>
     <w:sdt>
       <w:sdtPr>
-        <w:id w:val="1466684706"/>
+        <w:id w:val="-1510984037"/>
         <w:docPartObj>
           <w:docPartGallery w:val="Table of Contents"/>
           <w:docPartUnique w:val="1"/>
@@ -1346,16 +1346,16 @@
               <w:tab w:val="right" w:leader="none" w:pos="12000"/>
             </w:tabs>
             <w:spacing w:before="60" w:line="240" w:lineRule="auto"/>
-            <w:ind w:left="0" w:firstLine="0"/>
+            <w:ind w:left="0"/>
             <w:rPr>
-              <w:rFonts w:ascii="Cambria" w:cs="Cambria" w:eastAsia="Cambria" w:hAnsi="Cambria"/>
+              <w:rFonts w:ascii="Arial" w:cs="Arial" w:eastAsia="Arial" w:hAnsi="Arial"/>
               <w:b w:val="1"/>
               <w:i w:val="0"/>
               <w:smallCaps w:val="0"/>
               <w:strike w:val="0"/>
               <w:color w:val="000000"/>
-              <w:sz w:val="24"/>
-              <w:szCs w:val="24"/>
+              <w:sz w:val="22"/>
+              <w:szCs w:val="22"/>
               <w:u w:val="none"/>
               <w:shd w:fill="auto" w:val="clear"/>
               <w:vertAlign w:val="baseline"/>
@@ -1366,17 +1366,17 @@
             <w:instrText xml:space="preserve"> TOC \h \u \z \t "Heading 1,1,Heading 2,2,Heading 3,3,Heading 4,4,Heading 5,5,Heading 6,6,"</w:instrText>
             <w:fldChar w:fldCharType="separate"/>
           </w:r>
-          <w:hyperlink w:anchor="_heading=h.qpgs3r8dsjib">
+          <w:hyperlink w:anchor="_heading=h.fq84zb71ef7c">
             <w:r>
               <w:rPr>
-                <w:rFonts w:ascii="Cambria" w:cs="Cambria" w:eastAsia="Cambria" w:hAnsi="Cambria"/>
+                <w:rFonts w:ascii="Arial" w:cs="Arial" w:eastAsia="Arial" w:hAnsi="Arial"/>
                 <w:b w:val="1"/>
                 <w:i w:val="0"/>
                 <w:smallCaps w:val="0"/>
                 <w:strike w:val="0"/>
                 <w:color w:val="000000"/>
-                <w:sz w:val="24"/>
-                <w:szCs w:val="24"/>
+                <w:sz w:val="22"/>
+                <w:szCs w:val="22"/>
                 <w:u w:val="none"/>
                 <w:shd w:fill="auto" w:val="clear"/>
                 <w:vertAlign w:val="baseline"/>
@@ -1400,16 +1400,16 @@
               <w:tab w:val="right" w:leader="none" w:pos="12000"/>
             </w:tabs>
             <w:spacing w:before="60" w:line="240" w:lineRule="auto"/>
-            <w:ind w:left="0" w:firstLine="0"/>
+            <w:ind w:left="0"/>
             <w:rPr>
-              <w:rFonts w:ascii="Cambria" w:cs="Cambria" w:eastAsia="Cambria" w:hAnsi="Cambria"/>
+              <w:rFonts w:ascii="Arial" w:cs="Arial" w:eastAsia="Arial" w:hAnsi="Arial"/>
               <w:b w:val="1"/>
               <w:i w:val="0"/>
               <w:smallCaps w:val="0"/>
               <w:strike w:val="0"/>
               <w:color w:val="000000"/>
-              <w:sz w:val="24"/>
-              <w:szCs w:val="24"/>
+              <w:sz w:val="22"/>
+              <w:szCs w:val="22"/>
               <w:u w:val="none"/>
               <w:shd w:fill="auto" w:val="clear"/>
               <w:vertAlign w:val="baseline"/>
@@ -1431,7 +1431,7 @@
                 <w:vertAlign w:val="baseline"/>
                 <w:rtl w:val="0"/>
               </w:rPr>
-              <w:t xml:space="preserve">Especificación del CU20: Registrar tiempo por cronómetro</w:t>
+              <w:t xml:space="preserve">Especificación del CU14: Modificar estado de tarea</w:t>
               <w:tab/>
               <w:t xml:space="preserve">3</w:t>
             </w:r>
@@ -1449,16 +1449,16 @@
               <w:tab w:val="right" w:leader="none" w:pos="12000"/>
             </w:tabs>
             <w:spacing w:before="60" w:line="240" w:lineRule="auto"/>
-            <w:ind w:left="0" w:firstLine="0"/>
+            <w:ind w:left="0"/>
             <w:rPr>
-              <w:rFonts w:ascii="Cambria" w:cs="Cambria" w:eastAsia="Cambria" w:hAnsi="Cambria"/>
+              <w:rFonts w:ascii="Arial" w:cs="Arial" w:eastAsia="Arial" w:hAnsi="Arial"/>
               <w:b w:val="1"/>
               <w:i w:val="0"/>
               <w:smallCaps w:val="0"/>
               <w:strike w:val="0"/>
               <w:color w:val="000000"/>
-              <w:sz w:val="24"/>
-              <w:szCs w:val="24"/>
+              <w:sz w:val="22"/>
+              <w:szCs w:val="22"/>
               <w:u w:val="none"/>
               <w:shd w:fill="auto" w:val="clear"/>
               <w:vertAlign w:val="baseline"/>
@@ -1482,7 +1482,7 @@
               </w:rPr>
               <w:t xml:space="preserve">Diagrama de Secuencia</w:t>
               <w:tab/>
-              <w:t xml:space="preserve">3</w:t>
+              <w:t xml:space="preserve">5</w:t>
             </w:r>
           </w:hyperlink>
           <w:r>
@@ -1967,12 +1967,12 @@
           <wp:inline distB="114300" distT="114300" distL="114300" distR="114300">
             <wp:extent cx="5399730" cy="4305300"/>
             <wp:effectExtent b="0" l="0" r="0" t="0"/>
-            <wp:docPr id="118" name="image5.png"/>
+            <wp:docPr id="118" name="image4.png"/>
             <a:graphic>
               <a:graphicData uri="http://schemas.openxmlformats.org/drawingml/2006/picture">
                 <pic:pic>
                   <pic:nvPicPr>
-                    <pic:cNvPr id="0" name="image5.png"/>
+                    <pic:cNvPr id="0" name="image4.png"/>
                     <pic:cNvPicPr preferRelativeResize="0"/>
                   </pic:nvPicPr>
                   <pic:blipFill>
@@ -2064,7 +2064,7 @@
     <w:sdt>
       <w:sdtPr>
         <w:lock w:val="contentLocked"/>
-        <w:id w:val="284237423"/>
+        <w:id w:val="1506347205"/>
         <w:tag w:val="goog_rdk_0"/>
       </w:sdtPr>
       <w:sdtContent>
@@ -3488,12 +3488,12 @@
             <wp:extent cx="7053424" cy="4477487"/>
             <wp:effectExtent b="0" l="0" r="0" t="0"/>
             <wp:wrapSquare wrapText="bothSides" distB="114300" distT="114300" distL="114300" distR="114300"/>
-            <wp:docPr id="122" name="image4.png"/>
+            <wp:docPr id="122" name="image5.png"/>
             <a:graphic>
               <a:graphicData uri="http://schemas.openxmlformats.org/drawingml/2006/picture">
                 <pic:pic>
                   <pic:nvPicPr>
-                    <pic:cNvPr id="0" name="image4.png"/>
+                    <pic:cNvPr id="0" name="image5.png"/>
                     <pic:cNvPicPr preferRelativeResize="0"/>
                   </pic:nvPicPr>
                   <pic:blipFill>
@@ -4826,12 +4826,12 @@
           <wp:extent cx="669290" cy="669290"/>
           <wp:effectExtent b="0" l="0" r="0" t="0"/>
           <wp:wrapSquare wrapText="bothSides" distB="0" distT="0" distL="114300" distR="114300"/>
-          <wp:docPr descr="psi-negro.png" id="120" name="image3.png"/>
+          <wp:docPr descr="psi-negro.png" id="120" name="image1.png"/>
           <a:graphic>
             <a:graphicData uri="http://schemas.openxmlformats.org/drawingml/2006/picture">
               <pic:pic>
                 <pic:nvPicPr>
-                  <pic:cNvPr descr="psi-negro.png" id="0" name="image3.png"/>
+                  <pic:cNvPr descr="psi-negro.png" id="0" name="image1.png"/>
                   <pic:cNvPicPr preferRelativeResize="0"/>
                 </pic:nvPicPr>
                 <pic:blipFill>
@@ -4871,12 +4871,12 @@
           <wp:extent cx="425450" cy="666750"/>
           <wp:effectExtent b="0" l="0" r="0" t="0"/>
           <wp:wrapSquare wrapText="bothSides" distB="0" distT="0" distL="114300" distR="114300"/>
-          <wp:docPr descr="UNPA.JPG" id="117" name="image2.jpg"/>
+          <wp:docPr descr="UNPA.JPG" id="117" name="image3.jpg"/>
           <a:graphic>
             <a:graphicData uri="http://schemas.openxmlformats.org/drawingml/2006/picture">
               <pic:pic>
                 <pic:nvPicPr>
-                  <pic:cNvPr descr="UNPA.JPG" id="0" name="image2.jpg"/>
+                  <pic:cNvPr descr="UNPA.JPG" id="0" name="image3.jpg"/>
                   <pic:cNvPicPr preferRelativeResize="0"/>
                 </pic:nvPicPr>
                 <pic:blipFill>

--- a/Etapa Construcción - Iteración 2/Diseño - Especificación de CUs ／ Casos de prueba/Especificacion CU14 Modificar Estado de Tarea- Kairos - NexTech.docx
+++ b/Etapa Construcción - Iteración 2/Diseño - Especificación de CUs ／ Casos de prueba/Especificacion CU14 Modificar Estado de Tarea- Kairos - NexTech.docx
@@ -182,7 +182,9 @@
         <w:rPr>
           <w:rFonts w:ascii="Cambria" w:cs="Cambria" w:eastAsia="Cambria" w:hAnsi="Cambria"/>
           <w:b w:val="0"/>
+          <w:bCs w:val="0"/>
           <w:i w:val="0"/>
+          <w:iCs w:val="0"/>
           <w:smallCaps w:val="0"/>
           <w:strike w:val="0"/>
           <w:color w:val="000000"/>
@@ -219,7 +221,9 @@
         <w:rPr>
           <w:rFonts w:ascii="Cambria" w:cs="Cambria" w:eastAsia="Cambria" w:hAnsi="Cambria"/>
           <w:b w:val="0"/>
+          <w:bCs w:val="0"/>
           <w:i w:val="0"/>
+          <w:iCs w:val="0"/>
           <w:smallCaps w:val="0"/>
           <w:strike w:val="0"/>
           <w:color w:val="000000"/>
@@ -256,7 +260,9 @@
         <w:rPr>
           <w:rFonts w:ascii="Cambria" w:cs="Cambria" w:eastAsia="Cambria" w:hAnsi="Cambria"/>
           <w:b w:val="0"/>
+          <w:bCs w:val="0"/>
           <w:i w:val="0"/>
+          <w:iCs w:val="0"/>
           <w:smallCaps w:val="0"/>
           <w:strike w:val="0"/>
           <w:color w:val="000000"/>
@@ -271,7 +277,9 @@
         <w:rPr>
           <w:rFonts w:ascii="Calibri" w:cs="Calibri" w:eastAsia="Calibri" w:hAnsi="Calibri"/>
           <w:b w:val="0"/>
+          <w:bCs w:val="0"/>
           <w:i w:val="0"/>
+          <w:iCs w:val="0"/>
           <w:smallCaps w:val="0"/>
           <w:strike w:val="0"/>
           <w:color w:val="000000"/>
@@ -356,12 +364,12 @@
                 <wp:extent cx="8003540" cy="874395"/>
                 <wp:effectExtent b="0" l="0" r="0" t="0"/>
                 <wp:wrapNone/>
-                <wp:docPr id="113" name="image14.png"/>
+                <wp:docPr id="113" name="image13.png"/>
                 <a:graphic>
                   <a:graphicData uri="http://schemas.openxmlformats.org/drawingml/2006/picture">
                     <pic:pic>
                       <pic:nvPicPr>
-                        <pic:cNvPr id="0" name="image14.png"/>
+                        <pic:cNvPr id="0" name="image13.png"/>
                         <pic:cNvPicPr preferRelativeResize="0"/>
                       </pic:nvPicPr>
                       <pic:blipFill>
@@ -391,7 +399,9 @@
         <w:rPr>
           <w:rFonts w:ascii="Calibri" w:cs="Calibri" w:eastAsia="Calibri" w:hAnsi="Calibri"/>
           <w:b w:val="0"/>
+          <w:bCs w:val="0"/>
           <w:i w:val="0"/>
+          <w:iCs w:val="0"/>
           <w:smallCaps w:val="0"/>
           <w:strike w:val="0"/>
           <w:color w:val="000000"/>
@@ -476,12 +486,12 @@
                 <wp:extent cx="167005" cy="11291570"/>
                 <wp:effectExtent b="0" l="0" r="0" t="0"/>
                 <wp:wrapNone/>
-                <wp:docPr id="111" name="image12.png"/>
+                <wp:docPr id="111" name="image11.png"/>
                 <a:graphic>
                   <a:graphicData uri="http://schemas.openxmlformats.org/drawingml/2006/picture">
                     <pic:pic>
                       <pic:nvPicPr>
-                        <pic:cNvPr id="0" name="image12.png"/>
+                        <pic:cNvPr id="0" name="image11.png"/>
                         <pic:cNvPicPr preferRelativeResize="0"/>
                       </pic:nvPicPr>
                       <pic:blipFill>
@@ -511,7 +521,9 @@
         <w:rPr>
           <w:rFonts w:ascii="Calibri" w:cs="Calibri" w:eastAsia="Calibri" w:hAnsi="Calibri"/>
           <w:b w:val="0"/>
+          <w:bCs w:val="0"/>
           <w:i w:val="0"/>
+          <w:iCs w:val="0"/>
           <w:smallCaps w:val="0"/>
           <w:strike w:val="0"/>
           <w:color w:val="000000"/>
@@ -596,12 +608,12 @@
                 <wp:extent cx="167005" cy="11291570"/>
                 <wp:effectExtent b="0" l="0" r="0" t="0"/>
                 <wp:wrapNone/>
-                <wp:docPr id="115" name="image16.png"/>
+                <wp:docPr id="115" name="image15.png"/>
                 <a:graphic>
                   <a:graphicData uri="http://schemas.openxmlformats.org/drawingml/2006/picture">
                     <pic:pic>
                       <pic:nvPicPr>
-                        <pic:cNvPr id="0" name="image16.png"/>
+                        <pic:cNvPr id="0" name="image15.png"/>
                         <pic:cNvPicPr preferRelativeResize="0"/>
                       </pic:nvPicPr>
                       <pic:blipFill>
@@ -631,7 +643,9 @@
         <w:rPr>
           <w:rFonts w:ascii="Calibri" w:cs="Calibri" w:eastAsia="Calibri" w:hAnsi="Calibri"/>
           <w:b w:val="0"/>
+          <w:bCs w:val="0"/>
           <w:i w:val="0"/>
+          <w:iCs w:val="0"/>
           <w:smallCaps w:val="0"/>
           <w:strike w:val="0"/>
           <w:color w:val="000000"/>
@@ -716,12 +730,12 @@
                 <wp:extent cx="8003540" cy="874395"/>
                 <wp:effectExtent b="0" l="0" r="0" t="0"/>
                 <wp:wrapNone/>
-                <wp:docPr id="114" name="image15.png"/>
+                <wp:docPr id="114" name="image14.png"/>
                 <a:graphic>
                   <a:graphicData uri="http://schemas.openxmlformats.org/drawingml/2006/picture">
                     <pic:pic>
                       <pic:nvPicPr>
-                        <pic:cNvPr id="0" name="image15.png"/>
+                        <pic:cNvPr id="0" name="image14.png"/>
                         <pic:cNvPicPr preferRelativeResize="0"/>
                       </pic:nvPicPr>
                       <pic:blipFill>
@@ -773,7 +787,9 @@
         <w:rPr>
           <w:rFonts w:ascii="Cambria" w:cs="Cambria" w:eastAsia="Cambria" w:hAnsi="Cambria"/>
           <w:b w:val="0"/>
+          <w:bCs w:val="0"/>
           <w:i w:val="0"/>
+          <w:iCs w:val="0"/>
           <w:smallCaps w:val="0"/>
           <w:strike w:val="0"/>
           <w:color w:val="000000"/>
@@ -819,7 +835,9 @@
         <w:rPr>
           <w:rFonts w:ascii="Cambria" w:cs="Cambria" w:eastAsia="Cambria" w:hAnsi="Cambria"/>
           <w:b w:val="0"/>
+          <w:bCs w:val="0"/>
           <w:i w:val="0"/>
+          <w:iCs w:val="0"/>
           <w:smallCaps w:val="0"/>
           <w:strike w:val="0"/>
           <w:color w:val="000000"/>
@@ -865,7 +883,9 @@
         <w:rPr>
           <w:rFonts w:ascii="Calibri" w:cs="Calibri" w:eastAsia="Calibri" w:hAnsi="Calibri"/>
           <w:b w:val="0"/>
+          <w:bCs w:val="0"/>
           <w:i w:val="0"/>
+          <w:iCs w:val="0"/>
           <w:smallCaps w:val="0"/>
           <w:strike w:val="0"/>
           <w:color w:val="000000"/>
@@ -902,7 +922,9 @@
         <w:rPr>
           <w:rFonts w:ascii="Calibri" w:cs="Calibri" w:eastAsia="Calibri" w:hAnsi="Calibri"/>
           <w:b w:val="0"/>
+          <w:bCs w:val="0"/>
           <w:i w:val="0"/>
+          <w:iCs w:val="0"/>
           <w:smallCaps w:val="0"/>
           <w:strike w:val="0"/>
           <w:color w:val="000000"/>
@@ -939,7 +961,9 @@
         <w:rPr>
           <w:rFonts w:ascii="Calibri" w:cs="Calibri" w:eastAsia="Calibri" w:hAnsi="Calibri"/>
           <w:b w:val="0"/>
+          <w:bCs w:val="0"/>
           <w:i w:val="0"/>
+          <w:iCs w:val="0"/>
           <w:smallCaps w:val="0"/>
           <w:strike w:val="0"/>
           <w:color w:val="000000"/>
@@ -976,7 +1000,9 @@
         <w:rPr>
           <w:rFonts w:ascii="Calibri" w:cs="Calibri" w:eastAsia="Calibri" w:hAnsi="Calibri"/>
           <w:b w:val="0"/>
+          <w:bCs w:val="0"/>
           <w:i w:val="0"/>
+          <w:iCs w:val="0"/>
           <w:smallCaps w:val="0"/>
           <w:strike w:val="0"/>
           <w:color w:val="000000"/>
@@ -1013,7 +1039,9 @@
         <w:rPr>
           <w:rFonts w:ascii="Calibri" w:cs="Calibri" w:eastAsia="Calibri" w:hAnsi="Calibri"/>
           <w:b w:val="0"/>
+          <w:bCs w:val="0"/>
           <w:i w:val="0"/>
+          <w:iCs w:val="0"/>
           <w:smallCaps w:val="0"/>
           <w:strike w:val="0"/>
           <w:color w:val="000000"/>
@@ -1034,7 +1062,9 @@
         <w:rPr>
           <w:rFonts w:ascii="Calibri" w:cs="Calibri" w:eastAsia="Calibri" w:hAnsi="Calibri"/>
           <w:b w:val="0"/>
+          <w:bCs w:val="0"/>
           <w:i w:val="0"/>
+          <w:iCs w:val="0"/>
           <w:smallCaps w:val="0"/>
           <w:strike w:val="0"/>
           <w:color w:val="000000"/>
@@ -1055,7 +1085,9 @@
         <w:rPr>
           <w:rFonts w:ascii="Calibri" w:cs="Calibri" w:eastAsia="Calibri" w:hAnsi="Calibri"/>
           <w:b w:val="0"/>
+          <w:bCs w:val="0"/>
           <w:i w:val="0"/>
+          <w:iCs w:val="0"/>
           <w:smallCaps w:val="0"/>
           <w:strike w:val="0"/>
           <w:color w:val="000000"/>
@@ -1112,7 +1144,9 @@
         <w:rPr>
           <w:rFonts w:ascii="Calibri" w:cs="Calibri" w:eastAsia="Calibri" w:hAnsi="Calibri"/>
           <w:b w:val="0"/>
+          <w:bCs w:val="0"/>
           <w:i w:val="1"/>
+          <w:iCs w:val="1"/>
           <w:smallCaps w:val="0"/>
           <w:strike w:val="0"/>
           <w:color w:val="548dd4"/>
@@ -1126,6 +1160,7 @@
       <w:r>
         <w:rPr>
           <w:i w:val="1"/>
+          <w:iCs w:val="1"/>
           <w:color w:val="548dd4"/>
         </w:rPr>
         <w:drawing>
@@ -1173,7 +1208,9 @@
         <w:rPr>
           <w:rFonts w:ascii="Calibri" w:cs="Calibri" w:eastAsia="Calibri" w:hAnsi="Calibri"/>
           <w:b w:val="0"/>
+          <w:bCs w:val="0"/>
           <w:i w:val="1"/>
+          <w:iCs w:val="1"/>
           <w:smallCaps w:val="0"/>
           <w:strike w:val="0"/>
           <w:color w:val="548dd4"/>
@@ -1256,7 +1293,9 @@
         <w:rPr>
           <w:rFonts w:ascii="Calibri" w:cs="Calibri" w:eastAsia="Calibri" w:hAnsi="Calibri"/>
           <w:b w:val="0"/>
+          <w:bCs w:val="0"/>
           <w:i w:val="1"/>
+          <w:iCs w:val="1"/>
           <w:smallCaps w:val="0"/>
           <w:strike w:val="0"/>
           <w:color w:val="000000"/>
@@ -1296,7 +1335,9 @@
         <w:rPr>
           <w:rFonts w:ascii="Cambria" w:cs="Cambria" w:eastAsia="Cambria" w:hAnsi="Cambria"/>
           <w:b w:val="1"/>
+          <w:bCs w:val="1"/>
           <w:i w:val="0"/>
+          <w:iCs w:val="0"/>
           <w:smallCaps w:val="0"/>
           <w:strike w:val="0"/>
           <w:color w:val="366091"/>
@@ -1311,7 +1352,9 @@
         <w:rPr>
           <w:rFonts w:ascii="Cambria" w:cs="Cambria" w:eastAsia="Cambria" w:hAnsi="Cambria"/>
           <w:b w:val="1"/>
+          <w:bCs w:val="1"/>
           <w:i w:val="0"/>
+          <w:iCs w:val="0"/>
           <w:smallCaps w:val="0"/>
           <w:strike w:val="0"/>
           <w:color w:val="366091"/>
@@ -1332,7 +1375,7 @@
     </w:p>
     <w:sdt>
       <w:sdtPr>
-        <w:id w:val="-1510984037"/>
+        <w:id w:val="-1048046149"/>
         <w:docPartObj>
           <w:docPartGallery w:val="Table of Contents"/>
           <w:docPartUnique w:val="1"/>
@@ -1350,7 +1393,9 @@
             <w:rPr>
               <w:rFonts w:ascii="Arial" w:cs="Arial" w:eastAsia="Arial" w:hAnsi="Arial"/>
               <w:b w:val="1"/>
+              <w:bCs w:val="1"/>
               <w:i w:val="0"/>
+              <w:iCs w:val="0"/>
               <w:smallCaps w:val="0"/>
               <w:strike w:val="0"/>
               <w:color w:val="000000"/>
@@ -1371,7 +1416,9 @@
               <w:rPr>
                 <w:rFonts w:ascii="Arial" w:cs="Arial" w:eastAsia="Arial" w:hAnsi="Arial"/>
                 <w:b w:val="1"/>
+                <w:bCs w:val="1"/>
                 <w:i w:val="0"/>
+                <w:iCs w:val="0"/>
                 <w:smallCaps w:val="0"/>
                 <w:strike w:val="0"/>
                 <w:color w:val="000000"/>
@@ -1404,7 +1451,9 @@
             <w:rPr>
               <w:rFonts w:ascii="Arial" w:cs="Arial" w:eastAsia="Arial" w:hAnsi="Arial"/>
               <w:b w:val="1"/>
+              <w:bCs w:val="1"/>
               <w:i w:val="0"/>
+              <w:iCs w:val="0"/>
               <w:smallCaps w:val="0"/>
               <w:strike w:val="0"/>
               <w:color w:val="000000"/>
@@ -1420,7 +1469,9 @@
               <w:rPr>
                 <w:rFonts w:ascii="Cambria" w:cs="Cambria" w:eastAsia="Cambria" w:hAnsi="Cambria"/>
                 <w:b w:val="1"/>
+                <w:bCs w:val="1"/>
                 <w:i w:val="0"/>
+                <w:iCs w:val="0"/>
                 <w:smallCaps w:val="0"/>
                 <w:strike w:val="0"/>
                 <w:color w:val="000000"/>
@@ -1453,7 +1504,9 @@
             <w:rPr>
               <w:rFonts w:ascii="Arial" w:cs="Arial" w:eastAsia="Arial" w:hAnsi="Arial"/>
               <w:b w:val="1"/>
+              <w:bCs w:val="1"/>
               <w:i w:val="0"/>
+              <w:iCs w:val="0"/>
               <w:smallCaps w:val="0"/>
               <w:strike w:val="0"/>
               <w:color w:val="000000"/>
@@ -1469,7 +1522,9 @@
               <w:rPr>
                 <w:rFonts w:ascii="Cambria" w:cs="Cambria" w:eastAsia="Cambria" w:hAnsi="Cambria"/>
                 <w:b w:val="1"/>
+                <w:bCs w:val="1"/>
                 <w:i w:val="0"/>
+                <w:iCs w:val="0"/>
                 <w:smallCaps w:val="0"/>
                 <w:strike w:val="0"/>
                 <w:color w:val="000000"/>
@@ -2017,6 +2072,7 @@
       <w:r>
         <w:rPr>
           <w:b w:val="1"/>
+          <w:bCs w:val="1"/>
           <w:sz w:val="28"/>
           <w:szCs w:val="28"/>
           <w:rtl w:val="0"/>
@@ -2064,7 +2120,7 @@
     <w:sdt>
       <w:sdtPr>
         <w:lock w:val="contentLocked"/>
-        <w:id w:val="1506347205"/>
+        <w:id w:val="-196718370"/>
         <w:tag w:val="goog_rdk_0"/>
       </w:sdtPr>
       <w:sdtContent>
@@ -2560,6 +2616,7 @@
                 <w:r>
                   <w:rPr>
                     <w:i w:val="1"/>
+                    <w:iCs w:val="1"/>
                     <w:rtl w:val="0"/>
                   </w:rPr>
                   <w:t xml:space="preserve">editar()</w:t>
@@ -2808,6 +2865,7 @@
                 <w:r>
                   <w:rPr>
                     <w:i w:val="1"/>
+                    <w:iCs w:val="1"/>
                     <w:rtl w:val="0"/>
                   </w:rPr>
                   <w:t xml:space="preserve">editarEstado(estado</w:t>
@@ -3330,13 +3388,13 @@
                     <w:u w:val="single"/>
                     <w:rtl w:val="0"/>
                   </w:rPr>
-                  <w:t xml:space="preserve">InterfazUsuair</w:t>
-                </w:r>
-                <w:r>
-                  <w:rPr>
-                    <w:rtl w:val="0"/>
-                  </w:rPr>
-                  <w:t xml:space="preserve">o, y ésta solicita mostrar el mensaje de “error de conexión con la base de datos, inténtelo más tarde” en la </w:t>
+                  <w:t xml:space="preserve">InterfazUsuario</w:t>
+                </w:r>
+                <w:r>
+                  <w:rPr>
+                    <w:rtl w:val="0"/>
+                  </w:rPr>
+                  <w:t xml:space="preserve">, y ésta solicita mostrar el mensaje de “error de conexión con la base de datos, inténtelo más tarde” en la </w:t>
                 </w:r>
                 <w:r>
                   <w:rPr>
@@ -3362,7 +3420,7 @@
                   <w:rPr>
                     <w:rtl w:val="0"/>
                   </w:rPr>
-                  <w:t xml:space="preserve">s muestra el mensaje. Continúa en el CU14, paso  </w:t>
+                  <w:t xml:space="preserve">s muestra el mensaje. Continúa en el paso 2. </w:t>
                 </w:r>
               </w:p>
             </w:tc>
@@ -3395,7 +3453,9 @@
         <w:rPr>
           <w:rFonts w:ascii="Calibri" w:cs="Calibri" w:eastAsia="Calibri" w:hAnsi="Calibri"/>
           <w:b w:val="0"/>
+          <w:bCs w:val="0"/>
           <w:i w:val="0"/>
+          <w:iCs w:val="0"/>
           <w:smallCaps w:val="0"/>
           <w:strike w:val="0"/>
           <w:color w:val="000000"/>
@@ -3444,7 +3504,9 @@
         <w:rPr>
           <w:rFonts w:ascii="Cambria" w:cs="Cambria" w:eastAsia="Cambria" w:hAnsi="Cambria"/>
           <w:b w:val="1"/>
+          <w:bCs w:val="1"/>
           <w:i w:val="0"/>
+          <w:iCs w:val="0"/>
           <w:smallCaps w:val="0"/>
           <w:strike w:val="0"/>
           <w:color w:val="4f81bd"/>
@@ -3459,6 +3521,7 @@
         <w:rPr>
           <w:rFonts w:ascii="Calibri" w:cs="Calibri" w:eastAsia="Calibri" w:hAnsi="Calibri"/>
           <w:b w:val="0"/>
+          <w:bCs w:val="0"/>
           <w:smallCaps w:val="0"/>
           <w:strike w:val="0"/>
           <w:sz w:val="22"/>
@@ -3488,12 +3551,12 @@
             <wp:extent cx="7053424" cy="4477487"/>
             <wp:effectExtent b="0" l="0" r="0" t="0"/>
             <wp:wrapSquare wrapText="bothSides" distB="114300" distT="114300" distL="114300" distR="114300"/>
-            <wp:docPr id="122" name="image5.png"/>
+            <wp:docPr id="122" name="image17.png"/>
             <a:graphic>
               <a:graphicData uri="http://schemas.openxmlformats.org/drawingml/2006/picture">
                 <pic:pic>
                   <pic:nvPicPr>
-                    <pic:cNvPr id="0" name="image5.png"/>
+                    <pic:cNvPr id="0" name="image17.png"/>
                     <pic:cNvPicPr preferRelativeResize="0"/>
                   </pic:nvPicPr>
                   <pic:blipFill>
@@ -3921,12 +3984,12 @@
               <wp:extent cx="7549515" cy="815340"/>
               <wp:effectExtent b="0" l="0" r="0" t="0"/>
               <wp:wrapNone/>
-              <wp:docPr id="105" name="image6.png"/>
+              <wp:docPr id="105" name="image5.png"/>
               <a:graphic>
                 <a:graphicData uri="http://schemas.openxmlformats.org/drawingml/2006/picture">
                   <pic:pic>
                     <pic:nvPicPr>
-                      <pic:cNvPr id="0" name="image6.png"/>
+                      <pic:cNvPr id="0" name="image5.png"/>
                       <pic:cNvPicPr preferRelativeResize="0"/>
                     </pic:nvPicPr>
                     <pic:blipFill>
@@ -4028,12 +4091,12 @@
               <wp:extent cx="154305" cy="862330"/>
               <wp:effectExtent b="0" l="0" r="0" t="0"/>
               <wp:wrapNone/>
-              <wp:docPr id="116" name="image17.png"/>
+              <wp:docPr id="116" name="image16.png"/>
               <a:graphic>
                 <a:graphicData uri="http://schemas.openxmlformats.org/drawingml/2006/picture">
                   <pic:pic>
                     <pic:nvPicPr>
-                      <pic:cNvPr id="0" name="image17.png"/>
+                      <pic:cNvPr id="0" name="image16.png"/>
                       <pic:cNvPicPr preferRelativeResize="0"/>
                     </pic:nvPicPr>
                     <pic:blipFill>
@@ -4135,12 +4198,12 @@
               <wp:extent cx="154305" cy="875665"/>
               <wp:effectExtent b="0" l="0" r="0" t="0"/>
               <wp:wrapNone/>
-              <wp:docPr id="112" name="image13.png"/>
+              <wp:docPr id="112" name="image12.png"/>
               <a:graphic>
                 <a:graphicData uri="http://schemas.openxmlformats.org/drawingml/2006/picture">
                   <pic:pic>
                     <pic:nvPicPr>
-                      <pic:cNvPr id="0" name="image13.png"/>
+                      <pic:cNvPr id="0" name="image12.png"/>
                       <pic:cNvPicPr preferRelativeResize="0"/>
                     </pic:nvPicPr>
                     <pic:blipFill>
@@ -4242,12 +4305,12 @@
               <wp:extent cx="154305" cy="875665"/>
               <wp:effectExtent b="0" l="0" r="0" t="0"/>
               <wp:wrapNone/>
-              <wp:docPr id="107" name="image8.png"/>
+              <wp:docPr id="107" name="image7.png"/>
               <a:graphic>
                 <a:graphicData uri="http://schemas.openxmlformats.org/drawingml/2006/picture">
                   <pic:pic>
                     <pic:nvPicPr>
-                      <pic:cNvPr id="0" name="image8.png"/>
+                      <pic:cNvPr id="0" name="image7.png"/>
                       <pic:cNvPicPr preferRelativeResize="0"/>
                     </pic:nvPicPr>
                     <pic:blipFill>
@@ -4349,12 +4412,12 @@
               <wp:extent cx="154305" cy="862330"/>
               <wp:effectExtent b="0" l="0" r="0" t="0"/>
               <wp:wrapNone/>
-              <wp:docPr id="106" name="image7.png"/>
+              <wp:docPr id="106" name="image6.png"/>
               <a:graphic>
                 <a:graphicData uri="http://schemas.openxmlformats.org/drawingml/2006/picture">
                   <pic:pic>
                     <pic:nvPicPr>
-                      <pic:cNvPr id="0" name="image7.png"/>
+                      <pic:cNvPr id="0" name="image6.png"/>
                       <pic:cNvPicPr preferRelativeResize="0"/>
                     </pic:nvPicPr>
                     <pic:blipFill>
@@ -4779,12 +4842,12 @@
               <wp:extent cx="7549515" cy="815340"/>
               <wp:effectExtent b="0" l="0" r="0" t="0"/>
               <wp:wrapNone/>
-              <wp:docPr id="109" name="image10.png"/>
+              <wp:docPr id="109" name="image9.png"/>
               <a:graphic>
                 <a:graphicData uri="http://schemas.openxmlformats.org/drawingml/2006/picture">
                   <pic:pic>
                     <pic:nvPicPr>
-                      <pic:cNvPr id="0" name="image10.png"/>
+                      <pic:cNvPr id="0" name="image9.png"/>
                       <pic:cNvPicPr preferRelativeResize="0"/>
                     </pic:nvPicPr>
                     <pic:blipFill>
@@ -4979,12 +5042,12 @@
               <wp:extent cx="154305" cy="862330"/>
               <wp:effectExtent b="0" l="0" r="0" t="0"/>
               <wp:wrapNone/>
-              <wp:docPr id="108" name="image9.png"/>
+              <wp:docPr id="108" name="image8.png"/>
               <a:graphic>
                 <a:graphicData uri="http://schemas.openxmlformats.org/drawingml/2006/picture">
                   <pic:pic>
                     <pic:nvPicPr>
-                      <pic:cNvPr id="0" name="image9.png"/>
+                      <pic:cNvPr id="0" name="image8.png"/>
                       <pic:cNvPicPr preferRelativeResize="0"/>
                     </pic:nvPicPr>
                     <pic:blipFill>
@@ -5089,12 +5152,12 @@
               <wp:extent cx="154305" cy="862965"/>
               <wp:effectExtent b="0" l="0" r="0" t="0"/>
               <wp:wrapNone/>
-              <wp:docPr id="110" name="image11.png"/>
+              <wp:docPr id="110" name="image10.png"/>
               <a:graphic>
                 <a:graphicData uri="http://schemas.openxmlformats.org/drawingml/2006/picture">
                   <pic:pic>
                     <pic:nvPicPr>
-                      <pic:cNvPr id="0" name="image11.png"/>
+                      <pic:cNvPr id="0" name="image10.png"/>
                       <pic:cNvPicPr preferRelativeResize="0"/>
                     </pic:nvPicPr>
                     <pic:blipFill>
@@ -5210,6 +5273,7 @@
     <w:rPr>
       <w:rFonts w:ascii="Cambria" w:cs="Cambria" w:eastAsia="Cambria" w:hAnsi="Cambria"/>
       <w:b w:val="1"/>
+      <w:bCs w:val="1"/>
       <w:color w:val="366091"/>
       <w:sz w:val="28"/>
       <w:szCs w:val="28"/>
@@ -5226,6 +5290,7 @@
     <w:rPr>
       <w:rFonts w:ascii="Cambria" w:cs="Cambria" w:eastAsia="Cambria" w:hAnsi="Cambria"/>
       <w:b w:val="1"/>
+      <w:bCs w:val="1"/>
       <w:color w:val="4f81bd"/>
       <w:sz w:val="26"/>
       <w:szCs w:val="26"/>
@@ -5242,6 +5307,7 @@
     <w:rPr>
       <w:rFonts w:ascii="Cambria" w:cs="Cambria" w:eastAsia="Cambria" w:hAnsi="Cambria"/>
       <w:b w:val="1"/>
+      <w:bCs w:val="1"/>
       <w:color w:val="4f81bd"/>
     </w:rPr>
   </w:style>
@@ -5256,7 +5322,9 @@
     <w:rPr>
       <w:rFonts w:ascii="Cambria" w:cs="Cambria" w:eastAsia="Cambria" w:hAnsi="Cambria"/>
       <w:b w:val="1"/>
+      <w:bCs w:val="1"/>
       <w:i w:val="1"/>
+      <w:iCs w:val="1"/>
       <w:color w:val="4f81bd"/>
     </w:rPr>
   </w:style>
@@ -5285,6 +5353,7 @@
     <w:rPr>
       <w:rFonts w:ascii="Times New Roman" w:cs="Times New Roman" w:eastAsia="Times New Roman" w:hAnsi="Times New Roman"/>
       <w:i w:val="1"/>
+      <w:iCs w:val="1"/>
     </w:rPr>
   </w:style>
   <w:style w:type="paragraph" w:styleId="Title">
@@ -6220,6 +6289,7 @@
     <w:rPr>
       <w:rFonts w:ascii="Georgia" w:cs="Georgia" w:eastAsia="Georgia" w:hAnsi="Georgia"/>
       <w:i w:val="1"/>
+      <w:iCs w:val="1"/>
       <w:color w:val="666666"/>
       <w:sz w:val="48"/>
       <w:szCs w:val="48"/>
